--- a/OS/Laboratory_02/Отчет_ЛР2_проверенный.docx
+++ b/OS/Laboratory_02/Отчет_ЛР2_проверенный.docx
@@ -4036,16 +4036,40 @@
         </w:rPr>
       </w:pPr>
       <w:r>
-        <w:t>Цель работы – освоить основные команды трёх оболочек, перенаправление потоков и конвейеры, написать сценарии и изучить добавление собственных команд в исходный код PowerShell и Bash.</w:t>
-      </w:r>
-    </w:p>
-    <w:p>
-      <w:pPr>
-        <w:rPr>
-          <w:lang w:val="ru-RU"/>
-        </w:rPr>
-      </w:pPr>
-      <w:r>
+        <w:rPr>
+          <w:lang w:val="ru-RU"/>
+        </w:rPr>
+        <w:t xml:space="preserve">Цель работы – освоить основные команды трёх оболочек, перенаправление потоков и конвейеры, написать сценарии и изучить добавление собственных команд в исходный код </w:t>
+      </w:r>
+      <w:r>
+        <w:t>PowerShell</w:t>
+      </w:r>
+      <w:r>
+        <w:rPr>
+          <w:lang w:val="ru-RU"/>
+        </w:rPr>
+        <w:t xml:space="preserve"> и </w:t>
+      </w:r>
+      <w:r>
+        <w:t>Bash</w:t>
+      </w:r>
+      <w:r>
+        <w:rPr>
+          <w:lang w:val="ru-RU"/>
+        </w:rPr>
+        <w:t>.</w:t>
+      </w:r>
+    </w:p>
+    <w:p>
+      <w:pPr>
+        <w:rPr>
+          <w:lang w:val="ru-RU"/>
+        </w:rPr>
+      </w:pPr>
+      <w:r>
+        <w:rPr>
+          <w:lang w:val="ru-RU"/>
+        </w:rPr>
         <w:t>Для достижения цели были поставлены следующие задачи:</w:t>
       </w:r>
     </w:p>
@@ -4162,6 +4186,9 @@
         </w:rPr>
       </w:pPr>
       <w:r>
+        <w:rPr>
+          <w:lang w:val="ru-RU"/>
+        </w:rPr>
         <w:t>– сопоставить полученные результаты с выводом команд и содержимым созданных файлов.</w:t>
       </w:r>
     </w:p>
@@ -4213,16 +4240,58 @@
         </w:rPr>
       </w:pPr>
       <w:r>
-        <w:t>Опыты в Windows выполнялись от имени пользователя User-3af11550, созданного в предыдущей лабораторной работе. В его домашнем каталоге подготовлен рабочий каталог OS2.</w:t>
-      </w:r>
-    </w:p>
-    <w:p>
-      <w:pPr>
-        <w:rPr>
-          <w:lang w:val="ru-RU"/>
-        </w:rPr>
-      </w:pPr>
-      <w:r>
+        <w:rPr>
+          <w:lang w:val="ru-RU"/>
+        </w:rPr>
+        <w:t xml:space="preserve">Опыты в </w:t>
+      </w:r>
+      <w:r>
+        <w:t>Windows</w:t>
+      </w:r>
+      <w:r>
+        <w:rPr>
+          <w:lang w:val="ru-RU"/>
+        </w:rPr>
+        <w:t xml:space="preserve"> выполнялись от имени пользователя </w:t>
+      </w:r>
+      <w:r>
+        <w:t>User</w:t>
+      </w:r>
+      <w:r>
+        <w:rPr>
+          <w:lang w:val="ru-RU"/>
+        </w:rPr>
+        <w:t>-3</w:t>
+      </w:r>
+      <w:r>
+        <w:t>af</w:t>
+      </w:r>
+      <w:r>
+        <w:rPr>
+          <w:lang w:val="ru-RU"/>
+        </w:rPr>
+        <w:t xml:space="preserve">11550, созданного в предыдущей лабораторной работе. В его домашнем каталоге подготовлен рабочий каталог </w:t>
+      </w:r>
+      <w:r>
+        <w:t>OS</w:t>
+      </w:r>
+      <w:r>
+        <w:rPr>
+          <w:lang w:val="ru-RU"/>
+        </w:rPr>
+        <w:t>2.</w:t>
+      </w:r>
+    </w:p>
+    <w:p>
+      <w:pPr>
+        <w:rPr>
+          <w:lang w:val="ru-RU"/>
+        </w:rPr>
+      </w:pPr>
+      <w:r>
+        <w:rPr>
+          <w:lang w:val="ru-RU"/>
+        </w:rPr>
         <w:t>Последовательность команд для подготовки рабочего каталога и запуска сценария приведена в таблице 1.1.</w:t>
       </w:r>
     </w:p>
@@ -4633,7 +4702,19 @@
         </w:rPr>
       </w:pPr>
       <w:r>
-        <w:t>После запуска подготовительного сценария я проверил, какие каталоги и тестовые файлы появились в OS2.</w:t>
+        <w:rPr>
+          <w:lang w:val="ru-RU"/>
+        </w:rPr>
+        <w:t xml:space="preserve">После запуска подготовительного сценария я проверил, какие каталоги и тестовые файлы появились в </w:t>
+      </w:r>
+      <w:r>
+        <w:t>OS</w:t>
+      </w:r>
+      <w:r>
+        <w:rPr>
+          <w:lang w:val="ru-RU"/>
+        </w:rPr>
+        <w:t>2.</w:t>
       </w:r>
     </w:p>
     <w:p>
@@ -4644,6 +4725,9 @@
         </w:rPr>
       </w:pPr>
       <w:r>
+        <w:rPr>
+          <w:lang w:val="ru-RU"/>
+        </w:rPr>
         <w:lastRenderedPageBreak/>
         <w:t>Сценарий завершился без сообщения об ошибке; его вывод и полученная структура каталога приведены на рисунке 1.1.</w:t>
       </w:r>
@@ -4731,7 +4815,55 @@
         </w:rPr>
       </w:pPr>
       <w:r>
-        <w:t>В OS2 появились каталоги task_01a–task_01k и файлы, которые используются в следующих опытах с атрибутами, копированием и удалением.</w:t>
+        <w:rPr>
+          <w:lang w:val="ru-RU"/>
+        </w:rPr>
+        <w:t xml:space="preserve">В </w:t>
+      </w:r>
+      <w:r>
+        <w:t>OS</w:t>
+      </w:r>
+      <w:r>
+        <w:rPr>
+          <w:lang w:val="ru-RU"/>
+        </w:rPr>
+        <w:t xml:space="preserve">2 появились каталоги </w:t>
+      </w:r>
+      <w:r>
+        <w:t>task</w:t>
+      </w:r>
+      <w:r>
+        <w:rPr>
+          <w:lang w:val="ru-RU"/>
+        </w:rPr>
+        <w:t>_01</w:t>
+      </w:r>
+      <w:r>
+        <w:t>a</w:t>
+      </w:r>
+      <w:r>
+        <w:rPr>
+          <w:lang w:val="ru-RU"/>
+        </w:rPr>
+        <w:t>–</w:t>
+      </w:r>
+      <w:r>
+        <w:t>task</w:t>
+      </w:r>
+      <w:r>
+        <w:rPr>
+          <w:lang w:val="ru-RU"/>
+        </w:rPr>
+        <w:t>_01</w:t>
+      </w:r>
+      <w:r>
+        <w:t>k</w:t>
+      </w:r>
+      <w:r>
+        <w:rPr>
+          <w:lang w:val="ru-RU"/>
+        </w:rPr>
+        <w:t xml:space="preserve"> и файлы, которые используются в следующих опытах с атрибутами, копированием и удалением.</w:t>
       </w:r>
     </w:p>
     <w:p>
@@ -4764,16 +4896,40 @@
         </w:rPr>
       </w:pPr>
       <w:r>
-        <w:t>В Linux работа велась в отдельном каталоге ~/OS2. Такой порядок не смешивает файлы двух систем. Перед запуском подготовительным сценариям были выданы права на выполнение.</w:t>
-      </w:r>
-    </w:p>
-    <w:p>
-      <w:pPr>
-        <w:rPr>
-          <w:lang w:val="ru-RU"/>
-        </w:rPr>
-      </w:pPr>
-      <w:r>
+        <w:rPr>
+          <w:lang w:val="ru-RU"/>
+        </w:rPr>
+        <w:t xml:space="preserve">В </w:t>
+      </w:r>
+      <w:r>
+        <w:t>Linux</w:t>
+      </w:r>
+      <w:r>
+        <w:rPr>
+          <w:lang w:val="ru-RU"/>
+        </w:rPr>
+        <w:t xml:space="preserve"> работа велась в отдельном каталоге ~/</w:t>
+      </w:r>
+      <w:r>
+        <w:t>OS</w:t>
+      </w:r>
+      <w:r>
+        <w:rPr>
+          <w:lang w:val="ru-RU"/>
+        </w:rPr>
+        <w:t>2. Такой порядок не смешивает файлы двух систем. Перед запуском подготовительным сценариям были выданы права на выполнение.</w:t>
+      </w:r>
+    </w:p>
+    <w:p>
+      <w:pPr>
+        <w:rPr>
+          <w:lang w:val="ru-RU"/>
+        </w:rPr>
+      </w:pPr>
+      <w:r>
+        <w:rPr>
+          <w:lang w:val="ru-RU"/>
+        </w:rPr>
         <w:t>Команды создания каталога и запуска сценариев собраны в таблице 1.2.</w:t>
       </w:r>
     </w:p>
@@ -5136,6 +5292,9 @@
         </w:rPr>
       </w:pPr>
       <w:r>
+        <w:rPr>
+          <w:lang w:val="ru-RU"/>
+        </w:rPr>
         <w:t>Расположение рабочих каталогов было проверено в обеих системах перед выполнением основных заданий.</w:t>
       </w:r>
     </w:p>
@@ -5147,7 +5306,37 @@
         </w:rPr>
       </w:pPr>
       <w:r>
-        <w:t>Пути к каталогам OS2 в Windows и Linux приведены на рисунке 1.2.</w:t>
+        <w:rPr>
+          <w:lang w:val="ru-RU"/>
+        </w:rPr>
+        <w:t xml:space="preserve">Пути к каталогам </w:t>
+      </w:r>
+      <w:r>
+        <w:t>OS</w:t>
+      </w:r>
+      <w:r>
+        <w:rPr>
+          <w:lang w:val="ru-RU"/>
+        </w:rPr>
+        <w:t xml:space="preserve">2 в </w:t>
+      </w:r>
+      <w:r>
+        <w:t>Windows</w:t>
+      </w:r>
+      <w:r>
+        <w:rPr>
+          <w:lang w:val="ru-RU"/>
+        </w:rPr>
+        <w:t xml:space="preserve"> и </w:t>
+      </w:r>
+      <w:r>
+        <w:t>Linux</w:t>
+      </w:r>
+      <w:r>
+        <w:rPr>
+          <w:lang w:val="ru-RU"/>
+        </w:rPr>
+        <w:t xml:space="preserve"> приведены на рисунке 1.2.</w:t>
       </w:r>
     </w:p>
     <w:p>
@@ -5236,7 +5425,13 @@
         </w:rPr>
       </w:pPr>
       <w:r>
-        <w:t>Обе рабочие области созданы отдельно. Поэтому дальнейшие команды выполняются с файлами соответствующей системы и не затрагивают соседнюю среду.</w:t>
+        <w:rPr>
+          <w:lang w:val="ru-RU"/>
+        </w:rPr>
+        <w:t xml:space="preserve">Обе рабочие области созданы отдельно. Поэтому дальнейшие команды выполняются с файлами соответствующей системы и не затрагивают соседнюю </w:t>
+      </w:r>
+      <w:r>
+        <w:t>среду.</w:t>
       </w:r>
     </w:p>
     <w:p>
@@ -5287,6 +5482,9 @@
         </w:rPr>
       </w:pPr>
       <w:r>
+        <w:rPr>
+          <w:lang w:val="ru-RU"/>
+        </w:rPr>
         <w:t>Сначала были проверены переходы между каталогами и команды создания новой иерархии. Каждая операция выполнялась отдельно, чтобы проследить изменение текущего пути.</w:t>
       </w:r>
     </w:p>
@@ -5297,6 +5495,9 @@
         </w:rPr>
       </w:pPr>
       <w:r>
+        <w:rPr>
+          <w:lang w:val="ru-RU"/>
+        </w:rPr>
         <w:t>Использованные команды и их назначение приведены в таблице 2.1.</w:t>
       </w:r>
     </w:p>
@@ -5774,6 +5975,9 @@
         </w:rPr>
       </w:pPr>
       <w:r>
+        <w:rPr>
+          <w:lang w:val="ru-RU"/>
+        </w:rPr>
         <w:t>После создания вложенных каталогов проверено содержимое родительской папки и удалён пустой каталог.</w:t>
       </w:r>
     </w:p>
@@ -5785,6 +5989,9 @@
         </w:rPr>
       </w:pPr>
       <w:r>
+        <w:rPr>
+          <w:lang w:val="ru-RU"/>
+        </w:rPr>
         <w:t>Переходы по абсолютным и относительным путям вместе с итоговой структурой показаны на рисунке 2.1.</w:t>
       </w:r>
     </w:p>
@@ -5865,6 +6072,9 @@
         </w:rPr>
       </w:pPr>
       <w:r>
+        <w:rPr>
+          <w:lang w:val="ru-RU"/>
+        </w:rPr>
         <w:t>Оба способа перехода приводят в нужный каталог. После удаления пустой папки её имя больше не появляется в итоговом списке.</w:t>
       </w:r>
     </w:p>
@@ -5893,6 +6103,9 @@
         </w:rPr>
       </w:pPr>
       <w:r>
+        <w:rPr>
+          <w:lang w:val="ru-RU"/>
+        </w:rPr>
         <w:t>Для проверки копирования, объединения, перемещения и переименования использованы команды из таблицы 2.2.</w:t>
       </w:r>
     </w:p>
@@ -6487,7 +6700,37 @@
         </w:rPr>
       </w:pPr>
       <w:r>
-        <w:t>При повторном копировании cmd запросила подтверждение перезаписи; затем содержимое исходных файлов было объединено в merged.txt.</w:t>
+        <w:rPr>
+          <w:lang w:val="ru-RU"/>
+        </w:rPr>
+        <w:t xml:space="preserve">При повторном копировании </w:t>
+      </w:r>
+      <w:r>
+        <w:t>cmd</w:t>
+      </w:r>
+      <w:r>
+        <w:rPr>
+          <w:lang w:val="ru-RU"/>
+        </w:rPr>
+        <w:t xml:space="preserve"> запросила подтверждение перезаписи; затем содержимое исходных файлов было объединено в </w:t>
+      </w:r>
+      <w:r>
+        <w:t>merged</w:t>
+      </w:r>
+      <w:r>
+        <w:rPr>
+          <w:lang w:val="ru-RU"/>
+        </w:rPr>
+        <w:t>.</w:t>
+      </w:r>
+      <w:r>
+        <w:t>txt</w:t>
+      </w:r>
+      <w:r>
+        <w:rPr>
+          <w:lang w:val="ru-RU"/>
+        </w:rPr>
+        <w:t>.</w:t>
       </w:r>
     </w:p>
     <w:p>
@@ -6498,6 +6741,9 @@
         </w:rPr>
       </w:pPr>
       <w:r>
+        <w:rPr>
+          <w:lang w:val="ru-RU"/>
+        </w:rPr>
         <w:lastRenderedPageBreak/>
         <w:t>Запрос оболочки и содержимое объединённого файла приведены на рисунке 2.2.</w:t>
       </w:r>
@@ -6576,7 +6822,28 @@
         </w:rPr>
       </w:pPr>
       <w:r>
-        <w:t>Перезапись выполнена после подтверждения. В merged.txt присутствуют строки обоих исходных файлов, поэтому результат объединения можно проверить без обращения к их именам.</w:t>
+        <w:rPr>
+          <w:lang w:val="ru-RU"/>
+        </w:rPr>
+        <w:t xml:space="preserve">Перезапись выполнена после подтверждения. В </w:t>
+      </w:r>
+      <w:r>
+        <w:t>merged</w:t>
+      </w:r>
+      <w:r>
+        <w:rPr>
+          <w:lang w:val="ru-RU"/>
+        </w:rPr>
+        <w:t>.</w:t>
+      </w:r>
+      <w:r>
+        <w:t>txt</w:t>
+      </w:r>
+      <w:r>
+        <w:rPr>
+          <w:lang w:val="ru-RU"/>
+        </w:rPr>
+        <w:t xml:space="preserve"> присутствуют строки обоих исходных файлов, поэтому результат объединения можно проверить без обращения к их именам.</w:t>
       </w:r>
     </w:p>
     <w:p>
@@ -6587,7 +6854,31 @@
         </w:rPr>
       </w:pPr>
       <w:r>
-        <w:t>Затем файлы были перенесены командой move и переименованы командой ren. Состояние каталогов после этих операций показано на рисунке 2.3.</w:t>
+        <w:rPr>
+          <w:lang w:val="ru-RU"/>
+        </w:rPr>
+        <w:t xml:space="preserve">Затем файлы были перенесены командой </w:t>
+      </w:r>
+      <w:r>
+        <w:t>move</w:t>
+      </w:r>
+      <w:r>
+        <w:rPr>
+          <w:lang w:val="ru-RU"/>
+        </w:rPr>
+        <w:t xml:space="preserve"> и переименованы командой </w:t>
+      </w:r>
+      <w:r>
+        <w:t>ren</w:t>
+      </w:r>
+      <w:r>
+        <w:rPr>
+          <w:lang w:val="ru-RU"/>
+        </w:rPr>
+        <w:t xml:space="preserve">. </w:t>
+      </w:r>
+      <w:r>
+        <w:t>Состояние каталогов после этих операций показано на рисунке 2.3.</w:t>
       </w:r>
     </w:p>
     <w:p>
@@ -6667,6 +6958,9 @@
         </w:rPr>
       </w:pPr>
       <w:r>
+        <w:rPr>
+          <w:lang w:val="ru-RU"/>
+        </w:rPr>
         <w:t>В исходном каталоге перемещённых файлов не осталось, а в каталоге назначения появились объекты с новыми именами и расширениями.</w:t>
       </w:r>
     </w:p>
@@ -6695,6 +6989,9 @@
         </w:rPr>
       </w:pPr>
       <w:r>
+        <w:rPr>
+          <w:lang w:val="ru-RU"/>
+        </w:rPr>
         <w:t>Сравнение файлов, постраничный просмотр и удаление по атрибутам выполнены командами из таблицы 2.3.</w:t>
       </w:r>
     </w:p>
@@ -7333,7 +7630,37 @@
         </w:rPr>
       </w:pPr>
       <w:r>
-        <w:t>Для сравнения двух текстовых файлов вывод fc был сохранён в result.txt.</w:t>
+        <w:rPr>
+          <w:lang w:val="ru-RU"/>
+        </w:rPr>
+        <w:t xml:space="preserve">Для сравнения двух текстовых файлов вывод </w:t>
+      </w:r>
+      <w:r>
+        <w:t>fc</w:t>
+      </w:r>
+      <w:r>
+        <w:rPr>
+          <w:lang w:val="ru-RU"/>
+        </w:rPr>
+        <w:t xml:space="preserve"> был сохранён в </w:t>
+      </w:r>
+      <w:r>
+        <w:t>result</w:t>
+      </w:r>
+      <w:r>
+        <w:rPr>
+          <w:lang w:val="ru-RU"/>
+        </w:rPr>
+        <w:t>.</w:t>
+      </w:r>
+      <w:r>
+        <w:t>txt</w:t>
+      </w:r>
+      <w:r>
+        <w:rPr>
+          <w:lang w:val="ru-RU"/>
+        </w:rPr>
+        <w:t>.</w:t>
       </w:r>
     </w:p>
     <w:p>
@@ -7344,6 +7671,9 @@
         </w:rPr>
       </w:pPr>
       <w:r>
+        <w:rPr>
+          <w:lang w:val="ru-RU"/>
+        </w:rPr>
         <w:lastRenderedPageBreak/>
         <w:t>Содержимое этого файла и команда перенаправления показаны на рисунке 2.4.</w:t>
       </w:r>
@@ -7422,7 +7752,64 @@
         </w:rPr>
       </w:pPr>
       <w:r>
-        <w:t>В result.txt записаны различающиеся строки txt1.txt и txt2.txt. Таким образом, результат сравнения остался доступен после завершения команды.</w:t>
+        <w:rPr>
+          <w:lang w:val="ru-RU"/>
+        </w:rPr>
+        <w:t xml:space="preserve">В </w:t>
+      </w:r>
+      <w:r>
+        <w:t>result</w:t>
+      </w:r>
+      <w:r>
+        <w:rPr>
+          <w:lang w:val="ru-RU"/>
+        </w:rPr>
+        <w:t>.</w:t>
+      </w:r>
+      <w:r>
+        <w:t>txt</w:t>
+      </w:r>
+      <w:r>
+        <w:rPr>
+          <w:lang w:val="ru-RU"/>
+        </w:rPr>
+        <w:t xml:space="preserve"> записаны различающиеся строки </w:t>
+      </w:r>
+      <w:r>
+        <w:t>txt</w:t>
+      </w:r>
+      <w:r>
+        <w:rPr>
+          <w:lang w:val="ru-RU"/>
+        </w:rPr>
+        <w:t>1.</w:t>
+      </w:r>
+      <w:r>
+        <w:t>txt</w:t>
+      </w:r>
+      <w:r>
+        <w:rPr>
+          <w:lang w:val="ru-RU"/>
+        </w:rPr>
+        <w:t xml:space="preserve"> и </w:t>
+      </w:r>
+      <w:r>
+        <w:t>txt</w:t>
+      </w:r>
+      <w:r>
+        <w:rPr>
+          <w:lang w:val="ru-RU"/>
+        </w:rPr>
+        <w:t>2.</w:t>
+      </w:r>
+      <w:r>
+        <w:t>txt</w:t>
+      </w:r>
+      <w:r>
+        <w:rPr>
+          <w:lang w:val="ru-RU"/>
+        </w:rPr>
+        <w:t>. Таким образом, результат сравнения остался доступен после завершения команды.</w:t>
       </w:r>
     </w:p>
     <w:p>
@@ -7433,8 +7820,29 @@
         </w:rPr>
       </w:pPr>
       <w:r>
+        <w:rPr>
+          <w:lang w:val="ru-RU"/>
+        </w:rPr>
         <w:lastRenderedPageBreak/>
-        <w:t>Перед удалением файлов в task_01g были проверены их атрибуты. Изменение состава каталога после фильтрации показано на рисунке 2.5.</w:t>
+        <w:t xml:space="preserve">Перед удалением файлов в </w:t>
+      </w:r>
+      <w:r>
+        <w:t>task</w:t>
+      </w:r>
+      <w:r>
+        <w:rPr>
+          <w:lang w:val="ru-RU"/>
+        </w:rPr>
+        <w:t>_01</w:t>
+      </w:r>
+      <w:r>
+        <w:t>g</w:t>
+      </w:r>
+      <w:r>
+        <w:rPr>
+          <w:lang w:val="ru-RU"/>
+        </w:rPr>
+        <w:t xml:space="preserve"> были проверены их атрибуты. Изменение состава каталога после фильтрации показано на рисунке 2.5.</w:t>
       </w:r>
     </w:p>
     <w:p>
@@ -7511,6 +7919,9 @@
         </w:rPr>
       </w:pPr>
       <w:r>
+        <w:rPr>
+          <w:lang w:val="ru-RU"/>
+        </w:rPr>
         <w:t>Обычные и системные файлы удалены в нужной последовательности. Файл с атрибутом «Только чтение» потребовал отдельного учёта защиты.</w:t>
       </w:r>
     </w:p>
@@ -7522,8 +7933,38 @@
         </w:rPr>
       </w:pPr>
       <w:r>
+        <w:rPr>
+          <w:lang w:val="ru-RU"/>
+        </w:rPr>
         <w:lastRenderedPageBreak/>
-        <w:t>Для просмотра содержимого вложенных каталогов использован рекурсивный вывод; его результат также записан в user_files.txt. Начало файла показано на рисунке 2.6.</w:t>
+        <w:t xml:space="preserve">Для просмотра содержимого вложенных каталогов использован рекурсивный вывод; его результат также записан в </w:t>
+      </w:r>
+      <w:r>
+        <w:t>user</w:t>
+      </w:r>
+      <w:r>
+        <w:rPr>
+          <w:lang w:val="ru-RU"/>
+        </w:rPr>
+        <w:t>_</w:t>
+      </w:r>
+      <w:r>
+        <w:t>files</w:t>
+      </w:r>
+      <w:r>
+        <w:rPr>
+          <w:lang w:val="ru-RU"/>
+        </w:rPr>
+        <w:t>.</w:t>
+      </w:r>
+      <w:r>
+        <w:t>txt</w:t>
+      </w:r>
+      <w:r>
+        <w:rPr>
+          <w:lang w:val="ru-RU"/>
+        </w:rPr>
+        <w:t>. Начало файла показано на рисунке 2.6.</w:t>
       </w:r>
     </w:p>
     <w:p>
@@ -7600,6 +8041,9 @@
         </w:rPr>
       </w:pPr>
       <w:r>
+        <w:rPr>
+          <w:lang w:val="ru-RU"/>
+        </w:rPr>
         <w:t>В полученном списке видны вложенные объекты. Сортировка по имени облегчает проверку результата, а постраничный просмотр позволяет читать длинный вывод в консоли.</w:t>
       </w:r>
     </w:p>
@@ -7628,6 +8072,9 @@
         </w:rPr>
       </w:pPr>
       <w:r>
+        <w:rPr>
+          <w:lang w:val="ru-RU"/>
+        </w:rPr>
         <w:t>Операции с потоками и обработкой текста выполнены командами из таблицы 2.4.</w:t>
       </w:r>
     </w:p>
@@ -8208,6 +8655,9 @@
         </w:rPr>
       </w:pPr>
       <w:r>
+        <w:rPr>
+          <w:lang w:val="ru-RU"/>
+        </w:rPr>
         <w:t>Список студентов создавался по частям: первая команда записала файл, последующие добавили новые строки. Затем текст был отфильтрован и отсортирован.</w:t>
       </w:r>
     </w:p>
@@ -8219,6 +8669,9 @@
         </w:rPr>
       </w:pPr>
       <w:r>
+        <w:rPr>
+          <w:lang w:val="ru-RU"/>
+        </w:rPr>
         <w:lastRenderedPageBreak/>
         <w:t>Вывод этих команд и итоговый порядок строк приведены на рисунке 2.7.</w:t>
       </w:r>
@@ -8297,7 +8750,28 @@
         </w:rPr>
       </w:pPr>
       <w:r>
-        <w:t>Оператор &gt; создал файл, а &gt;&gt; дополнил его, не стирая прежние строки. Команды find и sort обработали полученный текст без изменения исходного списка.</w:t>
+        <w:rPr>
+          <w:lang w:val="ru-RU"/>
+        </w:rPr>
+        <w:t xml:space="preserve">Оператор &gt; создал файл, а &gt;&gt; дополнил его, не стирая прежние строки. Команды </w:t>
+      </w:r>
+      <w:r>
+        <w:t>find</w:t>
+      </w:r>
+      <w:r>
+        <w:rPr>
+          <w:lang w:val="ru-RU"/>
+        </w:rPr>
+        <w:t xml:space="preserve"> и </w:t>
+      </w:r>
+      <w:r>
+        <w:t>sort</w:t>
+      </w:r>
+      <w:r>
+        <w:rPr>
+          <w:lang w:val="ru-RU"/>
+        </w:rPr>
+        <w:t xml:space="preserve"> обработали полученный текст без изменения исходного списка.</w:t>
       </w:r>
     </w:p>
     <w:p>
@@ -8308,7 +8782,28 @@
         </w:rPr>
       </w:pPr>
       <w:r>
-        <w:t>Полный вывод systeminfo сначала был сохранён в файл. После этого из него выделена строка с версией BIOS; результат показан на рисунке 2.8.</w:t>
+        <w:rPr>
+          <w:lang w:val="ru-RU"/>
+        </w:rPr>
+        <w:t xml:space="preserve">Полный вывод </w:t>
+      </w:r>
+      <w:r>
+        <w:t>systeminfo</w:t>
+      </w:r>
+      <w:r>
+        <w:rPr>
+          <w:lang w:val="ru-RU"/>
+        </w:rPr>
+        <w:t xml:space="preserve"> сначала был сохранён в файл. После этого из него выделена строка с версией </w:t>
+      </w:r>
+      <w:r>
+        <w:t>BIOS</w:t>
+      </w:r>
+      <w:r>
+        <w:rPr>
+          <w:lang w:val="ru-RU"/>
+        </w:rPr>
+        <w:t>; результат показан на рисунке 2.8.</w:t>
       </w:r>
     </w:p>
     <w:p>
@@ -8394,7 +8889,19 @@
         </w:rPr>
       </w:pPr>
       <w:r>
-        <w:t>Промежуточный файл позволяет повторно искать нужные сведения, не запуская systeminfo ещё раз.</w:t>
+        <w:rPr>
+          <w:lang w:val="ru-RU"/>
+        </w:rPr>
+        <w:t xml:space="preserve">Промежуточный файл позволяет повторно искать нужные сведения, не запуская </w:t>
+      </w:r>
+      <w:r>
+        <w:t>systeminfo</w:t>
+      </w:r>
+      <w:r>
+        <w:rPr>
+          <w:lang w:val="ru-RU"/>
+        </w:rPr>
+        <w:t xml:space="preserve"> ещё раз.</w:t>
       </w:r>
     </w:p>
     <w:p>
@@ -8421,7 +8928,46 @@
         </w:rPr>
       </w:pPr>
       <w:r>
-        <w:t>Пакетные файлы bat_01.bat и bat_02.bat приведены в приложении А. Первый читает стандартные переменные среды, второй получает сведения о собственном файле через модификаторы параметра %0.</w:t>
+        <w:rPr>
+          <w:lang w:val="ru-RU"/>
+        </w:rPr>
+        <w:t xml:space="preserve">Пакетные файлы </w:t>
+      </w:r>
+      <w:r>
+        <w:t>bat</w:t>
+      </w:r>
+      <w:r>
+        <w:rPr>
+          <w:lang w:val="ru-RU"/>
+        </w:rPr>
+        <w:t>_01.</w:t>
+      </w:r>
+      <w:r>
+        <w:t>bat</w:t>
+      </w:r>
+      <w:r>
+        <w:rPr>
+          <w:lang w:val="ru-RU"/>
+        </w:rPr>
+        <w:t xml:space="preserve"> и </w:t>
+      </w:r>
+      <w:r>
+        <w:t>bat</w:t>
+      </w:r>
+      <w:r>
+        <w:rPr>
+          <w:lang w:val="ru-RU"/>
+        </w:rPr>
+        <w:t>_02.</w:t>
+      </w:r>
+      <w:r>
+        <w:t>bat</w:t>
+      </w:r>
+      <w:r>
+        <w:rPr>
+          <w:lang w:val="ru-RU"/>
+        </w:rPr>
+        <w:t xml:space="preserve"> приведены в приложении А. Первый читает стандартные переменные среды, второй получает сведения о собственном файле через модификаторы параметра %0.</w:t>
       </w:r>
     </w:p>
     <w:p>
@@ -8432,8 +8978,29 @@
         </w:rPr>
       </w:pPr>
       <w:r>
+        <w:rPr>
+          <w:lang w:val="ru-RU"/>
+        </w:rPr>
         <w:lastRenderedPageBreak/>
-        <w:t>После запуска bat_01.bat в консоли появились имя пользователя, дата, время и имя компьютера (рисунок 2.9).</w:t>
+        <w:t xml:space="preserve">После запуска </w:t>
+      </w:r>
+      <w:r>
+        <w:t>bat</w:t>
+      </w:r>
+      <w:r>
+        <w:rPr>
+          <w:lang w:val="ru-RU"/>
+        </w:rPr>
+        <w:t>_01.</w:t>
+      </w:r>
+      <w:r>
+        <w:t>bat</w:t>
+      </w:r>
+      <w:r>
+        <w:rPr>
+          <w:lang w:val="ru-RU"/>
+        </w:rPr>
+        <w:t xml:space="preserve"> в консоли появились имя пользователя, дата, время и имя компьютера (рисунок 2.9).</w:t>
       </w:r>
     </w:p>
     <w:p>
@@ -8522,7 +9089,46 @@
         </w:rPr>
       </w:pPr>
       <w:r>
-        <w:t>Эти значения сценарий получил из USERNAME, DATE, TIME и COMPUTERNAME; вводить их при запуске не потребовалось.</w:t>
+        <w:rPr>
+          <w:lang w:val="ru-RU"/>
+        </w:rPr>
+        <w:t xml:space="preserve">Эти значения сценарий получил из </w:t>
+      </w:r>
+      <w:r>
+        <w:t>USERNAME</w:t>
+      </w:r>
+      <w:r>
+        <w:rPr>
+          <w:lang w:val="ru-RU"/>
+        </w:rPr>
+        <w:t xml:space="preserve">, </w:t>
+      </w:r>
+      <w:r>
+        <w:t>DATE</w:t>
+      </w:r>
+      <w:r>
+        <w:rPr>
+          <w:lang w:val="ru-RU"/>
+        </w:rPr>
+        <w:t xml:space="preserve">, </w:t>
+      </w:r>
+      <w:r>
+        <w:t>TIME</w:t>
+      </w:r>
+      <w:r>
+        <w:rPr>
+          <w:lang w:val="ru-RU"/>
+        </w:rPr>
+        <w:t xml:space="preserve"> и </w:t>
+      </w:r>
+      <w:r>
+        <w:t>COMPUTERNAME</w:t>
+      </w:r>
+      <w:r>
+        <w:rPr>
+          <w:lang w:val="ru-RU"/>
+        </w:rPr>
+        <w:t>; вводить их при запуске не потребовалось.</w:t>
       </w:r>
     </w:p>
     <w:p>
@@ -8533,8 +9139,14 @@
         </w:rPr>
       </w:pPr>
       <w:r>
+        <w:rPr>
+          <w:lang w:val="ru-RU"/>
+        </w:rPr>
         <w:lastRenderedPageBreak/>
-        <w:t>Во втором сценарии проверены имя файла, дата его изменения и полный путь. Результат выполнения bat_02.bat приведён на рисунке 2.10.</w:t>
+        <w:t xml:space="preserve">Во втором сценарии проверены имя файла, дата его изменения и полный путь. </w:t>
+      </w:r>
+      <w:r>
+        <w:t>Результат выполнения bat_02.bat приведён на рисунке 2.10.</w:t>
       </w:r>
     </w:p>
     <w:p>
@@ -8623,7 +9235,46 @@
         </w:rPr>
       </w:pPr>
       <w:r>
-        <w:t>Поля вывода соответствуют модификаторам %~nx0, %~t0 и %~f0. Они относятся к запущенному bat-файлу, а не к текущему каталогу оболочки.</w:t>
+        <w:rPr>
+          <w:lang w:val="ru-RU"/>
+        </w:rPr>
+        <w:t>Поля вывода соответствуют модификаторам %~</w:t>
+      </w:r>
+      <w:r>
+        <w:t>nx</w:t>
+      </w:r>
+      <w:r>
+        <w:rPr>
+          <w:lang w:val="ru-RU"/>
+        </w:rPr>
+        <w:t>0, %~</w:t>
+      </w:r>
+      <w:r>
+        <w:t>t</w:t>
+      </w:r>
+      <w:r>
+        <w:rPr>
+          <w:lang w:val="ru-RU"/>
+        </w:rPr>
+        <w:t>0 и %~</w:t>
+      </w:r>
+      <w:r>
+        <w:t>f</w:t>
+      </w:r>
+      <w:r>
+        <w:rPr>
+          <w:lang w:val="ru-RU"/>
+        </w:rPr>
+        <w:t xml:space="preserve">0. Они относятся к запущенному </w:t>
+      </w:r>
+      <w:r>
+        <w:t>bat</w:t>
+      </w:r>
+      <w:r>
+        <w:rPr>
+          <w:lang w:val="ru-RU"/>
+        </w:rPr>
+        <w:t>-файлу, а не к текущему каталогу оболочки.</w:t>
       </w:r>
     </w:p>
     <w:p>
@@ -8680,16 +9331,49 @@
         </w:rPr>
       </w:pPr>
       <w:r>
-        <w:t>В Bash используются другие имена команд и правила записи путей: разделителем служит /, а регистр букв имеет значение. Применённые в работе соответствия команд Windows и Linux собраны в таблице 3.1.</w:t>
-      </w:r>
-    </w:p>
-    <w:p>
-      <w:pPr>
-        <w:rPr>
-          <w:lang w:val="ru-RU"/>
-        </w:rPr>
-      </w:pPr>
-      <w:r>
+        <w:rPr>
+          <w:lang w:val="ru-RU"/>
+        </w:rPr>
+        <w:t xml:space="preserve">В </w:t>
+      </w:r>
+      <w:r>
+        <w:t>Bash</w:t>
+      </w:r>
+      <w:r>
+        <w:rPr>
+          <w:lang w:val="ru-RU"/>
+        </w:rPr>
+        <w:t xml:space="preserve"> используются другие имена команд и правила записи путей: разделителем служит /, а регистр букв имеет значение. Применённые в работе соответствия команд </w:t>
+      </w:r>
+      <w:r>
+        <w:t>Windows</w:t>
+      </w:r>
+      <w:r>
+        <w:rPr>
+          <w:lang w:val="ru-RU"/>
+        </w:rPr>
+        <w:t xml:space="preserve"> и </w:t>
+      </w:r>
+      <w:r>
+        <w:t>Linux</w:t>
+      </w:r>
+      <w:r>
+        <w:rPr>
+          <w:lang w:val="ru-RU"/>
+        </w:rPr>
+        <w:t xml:space="preserve"> собраны в таблице 3.1.</w:t>
+      </w:r>
+    </w:p>
+    <w:p>
+      <w:pPr>
+        <w:rPr>
+          <w:lang w:val="ru-RU"/>
+        </w:rPr>
+      </w:pPr>
+      <w:r>
+        <w:rPr>
+          <w:lang w:val="ru-RU"/>
+        </w:rPr>
         <w:t>Для каждой операции был подобран ближайший аналог, а различия в параметрах отмечены отдельно.</w:t>
       </w:r>
     </w:p>
@@ -9462,7 +10146,19 @@
         </w:rPr>
       </w:pPr>
       <w:r>
-        <w:t>В рабочем каталоге Linux были повторены основные действия с файлами: создание, копирование, перемещение, сравнение и удаление.</w:t>
+        <w:rPr>
+          <w:lang w:val="ru-RU"/>
+        </w:rPr>
+        <w:t xml:space="preserve">В рабочем каталоге </w:t>
+      </w:r>
+      <w:r>
+        <w:t>Linux</w:t>
+      </w:r>
+      <w:r>
+        <w:rPr>
+          <w:lang w:val="ru-RU"/>
+        </w:rPr>
+        <w:t xml:space="preserve"> были повторены основные действия с файлами: создание, копирование, перемещение, сравнение и удаление.</w:t>
       </w:r>
     </w:p>
     <w:p>
@@ -9473,8 +10169,65 @@
         </w:rPr>
       </w:pPr>
       <w:r>
+        <w:rPr>
+          <w:lang w:val="ru-RU"/>
+        </w:rPr>
         <w:lastRenderedPageBreak/>
-        <w:t>Фрагмент выполнения mkdir, cp, mv, diff, rm и find приведён на рисунке 3.1.</w:t>
+        <w:t xml:space="preserve">Фрагмент выполнения </w:t>
+      </w:r>
+      <w:r>
+        <w:t>mkdir</w:t>
+      </w:r>
+      <w:r>
+        <w:rPr>
+          <w:lang w:val="ru-RU"/>
+        </w:rPr>
+        <w:t xml:space="preserve">, </w:t>
+      </w:r>
+      <w:r>
+        <w:t>cp</w:t>
+      </w:r>
+      <w:r>
+        <w:rPr>
+          <w:lang w:val="ru-RU"/>
+        </w:rPr>
+        <w:t xml:space="preserve">, </w:t>
+      </w:r>
+      <w:r>
+        <w:t>mv</w:t>
+      </w:r>
+      <w:r>
+        <w:rPr>
+          <w:lang w:val="ru-RU"/>
+        </w:rPr>
+        <w:t xml:space="preserve">, </w:t>
+      </w:r>
+      <w:r>
+        <w:t>diff</w:t>
+      </w:r>
+      <w:r>
+        <w:rPr>
+          <w:lang w:val="ru-RU"/>
+        </w:rPr>
+        <w:t xml:space="preserve">, </w:t>
+      </w:r>
+      <w:r>
+        <w:t>rm</w:t>
+      </w:r>
+      <w:r>
+        <w:rPr>
+          <w:lang w:val="ru-RU"/>
+        </w:rPr>
+        <w:t xml:space="preserve"> и </w:t>
+      </w:r>
+      <w:r>
+        <w:t>find</w:t>
+      </w:r>
+      <w:r>
+        <w:rPr>
+          <w:lang w:val="ru-RU"/>
+        </w:rPr>
+        <w:t xml:space="preserve"> приведён на рисунке 3.1.</w:t>
       </w:r>
     </w:p>
     <w:p>
@@ -9554,7 +10307,37 @@
         </w:rPr>
       </w:pPr>
       <w:r>
-        <w:t>Команды решают те же практические задачи, что и рассмотренные ранее средства cmd, но используют синтаксис Bash и пути Linux.</w:t>
+        <w:rPr>
+          <w:lang w:val="ru-RU"/>
+        </w:rPr>
+        <w:t xml:space="preserve">Команды решают те же практические задачи, что и рассмотренные ранее средства </w:t>
+      </w:r>
+      <w:r>
+        <w:t>cmd</w:t>
+      </w:r>
+      <w:r>
+        <w:rPr>
+          <w:lang w:val="ru-RU"/>
+        </w:rPr>
+        <w:t xml:space="preserve">, но используют синтаксис </w:t>
+      </w:r>
+      <w:r>
+        <w:t>Bash</w:t>
+      </w:r>
+      <w:r>
+        <w:rPr>
+          <w:lang w:val="ru-RU"/>
+        </w:rPr>
+        <w:t xml:space="preserve"> и пути </w:t>
+      </w:r>
+      <w:r>
+        <w:t>Linux</w:t>
+      </w:r>
+      <w:r>
+        <w:rPr>
+          <w:lang w:val="ru-RU"/>
+        </w:rPr>
+        <w:t>.</w:t>
       </w:r>
     </w:p>
     <w:p>
@@ -9607,7 +10390,58 @@
         </w:rPr>
       </w:pPr>
       <w:r>
-        <w:t>Bash-сценарии bash_01.sh и bash_02.sh приведены в приложении Б. По назначению они соответствуют двум первым пакетным файлам Windows.</w:t>
+        <w:t>Bash</w:t>
+      </w:r>
+      <w:r>
+        <w:rPr>
+          <w:lang w:val="ru-RU"/>
+        </w:rPr>
+        <w:t xml:space="preserve">-сценарии </w:t>
+      </w:r>
+      <w:r>
+        <w:t>bash</w:t>
+      </w:r>
+      <w:r>
+        <w:rPr>
+          <w:lang w:val="ru-RU"/>
+        </w:rPr>
+        <w:t>_01.</w:t>
+      </w:r>
+      <w:r>
+        <w:t>sh</w:t>
+      </w:r>
+      <w:r>
+        <w:rPr>
+          <w:lang w:val="ru-RU"/>
+        </w:rPr>
+        <w:t xml:space="preserve"> и </w:t>
+      </w:r>
+      <w:r>
+        <w:t>bash</w:t>
+      </w:r>
+      <w:r>
+        <w:rPr>
+          <w:lang w:val="ru-RU"/>
+        </w:rPr>
+        <w:t>_02.</w:t>
+      </w:r>
+      <w:r>
+        <w:t>sh</w:t>
+      </w:r>
+      <w:r>
+        <w:rPr>
+          <w:lang w:val="ru-RU"/>
+        </w:rPr>
+        <w:t xml:space="preserve"> приведены в приложении Б. По назначению они соответствуют двум первым пакетным файлам </w:t>
+      </w:r>
+      <w:r>
+        <w:t>Windows</w:t>
+      </w:r>
+      <w:r>
+        <w:rPr>
+          <w:lang w:val="ru-RU"/>
+        </w:rPr>
+        <w:t>.</w:t>
       </w:r>
     </w:p>
     <w:p>
@@ -9618,7 +10452,19 @@
         </w:rPr>
       </w:pPr>
       <w:r>
-        <w:t>Первый сценарий вывел имя пользователя, текущую дату и имя узла Linux; его работа показана на рисунке 3.2.</w:t>
+        <w:rPr>
+          <w:lang w:val="ru-RU"/>
+        </w:rPr>
+        <w:t xml:space="preserve">Первый сценарий вывел имя пользователя, текущую дату и имя узла </w:t>
+      </w:r>
+      <w:r>
+        <w:t>Linux</w:t>
+      </w:r>
+      <w:r>
+        <w:rPr>
+          <w:lang w:val="ru-RU"/>
+        </w:rPr>
+        <w:t>; его работа показана на рисунке 3.2.</w:t>
       </w:r>
     </w:p>
     <w:p>
@@ -9707,7 +10553,37 @@
         </w:rPr>
       </w:pPr>
       <w:r>
-        <w:t>Имя получено из USER, дата сформирована командой date, а имя компьютера возвращено hostname.</w:t>
+        <w:rPr>
+          <w:lang w:val="ru-RU"/>
+        </w:rPr>
+        <w:t xml:space="preserve">Имя получено из </w:t>
+      </w:r>
+      <w:r>
+        <w:t>USER</w:t>
+      </w:r>
+      <w:r>
+        <w:rPr>
+          <w:lang w:val="ru-RU"/>
+        </w:rPr>
+        <w:t xml:space="preserve">, дата сформирована командой </w:t>
+      </w:r>
+      <w:r>
+        <w:t>date</w:t>
+      </w:r>
+      <w:r>
+        <w:rPr>
+          <w:lang w:val="ru-RU"/>
+        </w:rPr>
+        <w:t xml:space="preserve">, а имя компьютера возвращено </w:t>
+      </w:r>
+      <w:r>
+        <w:t>hostname</w:t>
+      </w:r>
+      <w:r>
+        <w:rPr>
+          <w:lang w:val="ru-RU"/>
+        </w:rPr>
+        <w:t>.</w:t>
       </w:r>
     </w:p>
     <w:p>
@@ -9718,6 +10594,9 @@
         </w:rPr>
       </w:pPr>
       <w:r>
+        <w:rPr>
+          <w:lang w:val="ru-RU"/>
+        </w:rPr>
         <w:lastRenderedPageBreak/>
         <w:t>Во втором сценарии получены сведения о самом файле сценария. Имя, время изменения и абсолютный путь приведены на рисунке 3.3.</w:t>
       </w:r>
@@ -9808,7 +10687,28 @@
         </w:rPr>
       </w:pPr>
       <w:r>
-        <w:t>Здесь $0 задаёт имя запущенного файла, stat сообщает время его изменения, а realpath устраняет относительные компоненты пути.</w:t>
+        <w:rPr>
+          <w:lang w:val="ru-RU"/>
+        </w:rPr>
+        <w:t xml:space="preserve">Здесь $0 задаёт имя запущенного файла, </w:t>
+      </w:r>
+      <w:r>
+        <w:t>stat</w:t>
+      </w:r>
+      <w:r>
+        <w:rPr>
+          <w:lang w:val="ru-RU"/>
+        </w:rPr>
+        <w:t xml:space="preserve"> сообщает время его изменения, а </w:t>
+      </w:r>
+      <w:r>
+        <w:t>realpath</w:t>
+      </w:r>
+      <w:r>
+        <w:rPr>
+          <w:lang w:val="ru-RU"/>
+        </w:rPr>
+        <w:t xml:space="preserve"> устраняет относительные компоненты пути.</w:t>
       </w:r>
     </w:p>
     <w:p>
@@ -9853,6 +10753,9 @@
         </w:rPr>
       </w:pPr>
       <w:r>
+        <w:rPr>
+          <w:lang w:val="ru-RU"/>
+        </w:rPr>
         <w:t>Для расширенного копирования и обработки атрибутов использованы команды из таблицы 4.1.</w:t>
       </w:r>
     </w:p>
@@ -10300,7 +11203,19 @@
         </w:rPr>
       </w:pPr>
       <w:r>
-        <w:t>Команда xcopy запускалась с разными ключами, чтобы сравнить состав двух каталогов назначения.</w:t>
+        <w:rPr>
+          <w:lang w:val="ru-RU"/>
+        </w:rPr>
+        <w:t xml:space="preserve">Команда </w:t>
+      </w:r>
+      <w:r>
+        <w:t>xcopy</w:t>
+      </w:r>
+      <w:r>
+        <w:rPr>
+          <w:lang w:val="ru-RU"/>
+        </w:rPr>
+        <w:t xml:space="preserve"> запускалась с разными ключами, чтобы сравнить состав двух каталогов назначения.</w:t>
       </w:r>
     </w:p>
     <w:p>
@@ -10311,6 +11226,9 @@
         </w:rPr>
       </w:pPr>
       <w:r>
+        <w:rPr>
+          <w:lang w:val="ru-RU"/>
+        </w:rPr>
         <w:lastRenderedPageBreak/>
         <w:t>Исходная структура и результаты обоих запусков показаны на рисунке 4.1.</w:t>
       </w:r>
@@ -10438,6 +11356,9 @@
         </w:rPr>
       </w:pPr>
       <w:r>
+        <w:rPr>
+          <w:lang w:val="ru-RU"/>
+        </w:rPr>
         <w:lastRenderedPageBreak/>
         <w:t>В первом каталоге сохранены пустые, скрытые и системные подкаталоги. Во втором случае при копировании также сохранены атрибуты файлов.</w:t>
       </w:r>
@@ -10450,7 +11371,22 @@
         </w:rPr>
       </w:pPr>
       <w:r>
-        <w:t>Далее были проверены replace, обнуление содержимого файлов и удаление непустого каталога. Состояние объектов после этих команд приведено на рисунке 4.2.</w:t>
+        <w:rPr>
+          <w:lang w:val="ru-RU"/>
+        </w:rPr>
+        <w:t xml:space="preserve">Далее были проверены </w:t>
+      </w:r>
+      <w:r>
+        <w:t>replace</w:t>
+      </w:r>
+      <w:r>
+        <w:rPr>
+          <w:lang w:val="ru-RU"/>
+        </w:rPr>
+        <w:t xml:space="preserve">, обнуление содержимого файлов и удаление непустого каталога. </w:t>
+      </w:r>
+      <w:r>
+        <w:t>Состояние объектов после этих команд приведено на рисунке 4.2.</w:t>
       </w:r>
     </w:p>
     <w:p>
@@ -10527,7 +11463,19 @@
         </w:rPr>
       </w:pPr>
       <w:r>
-        <w:t>Размер очищенных файлов стал равен нулю, а удалённый subdir больше не отображается в списке родительского каталога.</w:t>
+        <w:rPr>
+          <w:lang w:val="ru-RU"/>
+        </w:rPr>
+        <w:t xml:space="preserve">Размер очищенных файлов стал равен нулю, а удалённый </w:t>
+      </w:r>
+      <w:r>
+        <w:t>subdir</w:t>
+      </w:r>
+      <w:r>
+        <w:rPr>
+          <w:lang w:val="ru-RU"/>
+        </w:rPr>
+        <w:t xml:space="preserve"> больше не отображается в списке родительского каталога.</w:t>
       </w:r>
     </w:p>
     <w:p>
@@ -10554,6 +11502,9 @@
         </w:rPr>
       </w:pPr>
       <w:r>
+        <w:rPr>
+          <w:lang w:val="ru-RU"/>
+        </w:rPr>
         <w:t>Работа с консолью как источником данных выполнена командами из таблицы 4.2.</w:t>
       </w:r>
     </w:p>
@@ -10868,7 +11819,28 @@
         </w:rPr>
       </w:pPr>
       <w:r>
-        <w:t>Текст вводился в два приёма: сначала создан console.txt, затем в него добавлена вторая часть.</w:t>
+        <w:rPr>
+          <w:lang w:val="ru-RU"/>
+        </w:rPr>
+        <w:t xml:space="preserve">Текст вводился в два приёма: сначала создан </w:t>
+      </w:r>
+      <w:r>
+        <w:t>console</w:t>
+      </w:r>
+      <w:r>
+        <w:rPr>
+          <w:lang w:val="ru-RU"/>
+        </w:rPr>
+        <w:t>.</w:t>
+      </w:r>
+      <w:r>
+        <w:t>txt</w:t>
+      </w:r>
+      <w:r>
+        <w:rPr>
+          <w:lang w:val="ru-RU"/>
+        </w:rPr>
+        <w:t>, затем в него добавлена вторая часть.</w:t>
       </w:r>
     </w:p>
     <w:p>
@@ -10879,6 +11851,9 @@
         </w:rPr>
       </w:pPr>
       <w:r>
+        <w:rPr>
+          <w:lang w:val="ru-RU"/>
+        </w:rPr>
         <w:t>Обе операции и последующий просмотр файла показаны на рисунке 4.3.</w:t>
       </w:r>
     </w:p>
@@ -10968,7 +11943,28 @@
         </w:rPr>
       </w:pPr>
       <w:r>
-        <w:t>Устройство CON выступило источником текста для copy. Итоговый файл содержит обе введённые части.</w:t>
+        <w:rPr>
+          <w:lang w:val="ru-RU"/>
+        </w:rPr>
+        <w:t xml:space="preserve">Устройство </w:t>
+      </w:r>
+      <w:r>
+        <w:t>CON</w:t>
+      </w:r>
+      <w:r>
+        <w:rPr>
+          <w:lang w:val="ru-RU"/>
+        </w:rPr>
+        <w:t xml:space="preserve"> выступило источником текста для </w:t>
+      </w:r>
+      <w:r>
+        <w:t>copy</w:t>
+      </w:r>
+      <w:r>
+        <w:rPr>
+          <w:lang w:val="ru-RU"/>
+        </w:rPr>
+        <w:t>. Итоговый файл содержит обе введённые части.</w:t>
       </w:r>
     </w:p>
     <w:p>
@@ -10995,6 +11991,9 @@
         </w:rPr>
       </w:pPr>
       <w:r>
+        <w:rPr>
+          <w:lang w:val="ru-RU"/>
+        </w:rPr>
         <w:t>Три следующих пакетных файла принимают параметры командной строки; их тексты приведены в приложении А.</w:t>
       </w:r>
     </w:p>
@@ -11007,7 +12006,22 @@
       </w:pPr>
       <w:r>
         <w:lastRenderedPageBreak/>
-        <w:t>bat_03.bat запущен с четырьмя различными параметрами. Вывод общей строки и отдельных позиций приведён на рисунке 4.4.</w:t>
+        <w:t>bat</w:t>
+      </w:r>
+      <w:r>
+        <w:rPr>
+          <w:lang w:val="ru-RU"/>
+        </w:rPr>
+        <w:t>_03.</w:t>
+      </w:r>
+      <w:r>
+        <w:t>bat</w:t>
+      </w:r>
+      <w:r>
+        <w:rPr>
+          <w:lang w:val="ru-RU"/>
+        </w:rPr>
+        <w:t xml:space="preserve"> запущен с четырьмя различными параметрами. Вывод общей строки и отдельных позиций приведён на рисунке 4.4.</w:t>
       </w:r>
     </w:p>
     <w:p>
@@ -11096,6 +12110,9 @@
         </w:rPr>
       </w:pPr>
       <w:r>
+        <w:rPr>
+          <w:lang w:val="ru-RU"/>
+        </w:rPr>
         <w:t>Значение %* содержит всю строку параметров, тогда как %1–%4 позволяют обращаться к каждому из них по отдельности.</w:t>
       </w:r>
     </w:p>
@@ -11107,7 +12124,40 @@
         </w:rPr>
       </w:pPr>
       <w:r>
-        <w:t>Для bat_04.bat проверены обычное вычисление и деление при b = 0. Оба случая показаны на рисунке 4.5.</w:t>
+        <w:rPr>
+          <w:lang w:val="ru-RU"/>
+        </w:rPr>
+        <w:t xml:space="preserve">Для </w:t>
+      </w:r>
+      <w:r>
+        <w:t>bat</w:t>
+      </w:r>
+      <w:r>
+        <w:rPr>
+          <w:lang w:val="ru-RU"/>
+        </w:rPr>
+        <w:t>_04.</w:t>
+      </w:r>
+      <w:r>
+        <w:t>bat</w:t>
+      </w:r>
+      <w:r>
+        <w:rPr>
+          <w:lang w:val="ru-RU"/>
+        </w:rPr>
+        <w:t xml:space="preserve"> проверены обычное вычисление и деление при </w:t>
+      </w:r>
+      <w:r>
+        <w:t>b</w:t>
+      </w:r>
+      <w:r>
+        <w:rPr>
+          <w:lang w:val="ru-RU"/>
+        </w:rPr>
+        <w:t xml:space="preserve"> = 0. </w:t>
+      </w:r>
+      <w:r>
+        <w:t>Оба случая показаны на рисунке 4.5.</w:t>
       </w:r>
     </w:p>
     <w:p>
@@ -11196,6 +12246,9 @@
         </w:rPr>
       </w:pPr>
       <w:r>
+        <w:rPr>
+          <w:lang w:val="ru-RU"/>
+        </w:rPr>
         <w:t>Пять выражений вычисляются из переданных чисел. При нулевом делителе вместо частного выводится сообщение об ошибке, поэтому сценарий не завершает вычисление некорректным результатом.</w:t>
       </w:r>
     </w:p>
@@ -11208,7 +12261,40 @@
       </w:pPr>
       <w:r>
         <w:lastRenderedPageBreak/>
-        <w:t>bat_05.bat проверен в режимах create и delete, а также при отсутствии параметров и повторном создании файла (рисунок 4.6).</w:t>
+        <w:t>bat</w:t>
+      </w:r>
+      <w:r>
+        <w:rPr>
+          <w:lang w:val="ru-RU"/>
+        </w:rPr>
+        <w:t>_05.</w:t>
+      </w:r>
+      <w:r>
+        <w:t>bat</w:t>
+      </w:r>
+      <w:r>
+        <w:rPr>
+          <w:lang w:val="ru-RU"/>
+        </w:rPr>
+        <w:t xml:space="preserve"> проверен в режимах </w:t>
+      </w:r>
+      <w:r>
+        <w:t>create</w:t>
+      </w:r>
+      <w:r>
+        <w:rPr>
+          <w:lang w:val="ru-RU"/>
+        </w:rPr>
+        <w:t xml:space="preserve"> и </w:t>
+      </w:r>
+      <w:r>
+        <w:t>delete</w:t>
+      </w:r>
+      <w:r>
+        <w:rPr>
+          <w:lang w:val="ru-RU"/>
+        </w:rPr>
+        <w:t>, а также при отсутствии параметров и повторном создании файла (рисунок 4.6).</w:t>
       </w:r>
     </w:p>
     <w:p>
@@ -11297,6 +12383,9 @@
         </w:rPr>
       </w:pPr>
       <w:r>
+        <w:rPr>
+          <w:lang w:val="ru-RU"/>
+        </w:rPr>
         <w:t>Проверка числа параметров и существования файла выполняется до изменения файловой системы. Для ошибочных случаев предусмотрены отдельные сообщения.</w:t>
       </w:r>
     </w:p>
@@ -11324,16 +12413,31 @@
         </w:rPr>
       </w:pPr>
       <w:r>
-        <w:t>Переменная окружения хранит значение, доступное процессу и его дочерним процессам. Для работы в консоли особенно важна PATH: она задаёт последовательность каталогов, в которых оболочка ищет запускаемую программу.</w:t>
-      </w:r>
-    </w:p>
-    <w:p>
-      <w:pPr>
-        <w:rPr>
-          <w:lang w:val="ru-RU"/>
-        </w:rPr>
-      </w:pPr>
-      <w:r>
+        <w:rPr>
+          <w:lang w:val="ru-RU"/>
+        </w:rPr>
+        <w:t xml:space="preserve">Переменная окружения хранит значение, доступное процессу и его дочерним процессам. Для работы в консоли особенно важна </w:t>
+      </w:r>
+      <w:r>
+        <w:t>PATH</w:t>
+      </w:r>
+      <w:r>
+        <w:rPr>
+          <w:lang w:val="ru-RU"/>
+        </w:rPr>
+        <w:t>: она задаёт последовательность каталогов, в которых оболочка ищет запускаемую программу.</w:t>
+      </w:r>
+    </w:p>
+    <w:p>
+      <w:pPr>
+        <w:rPr>
+          <w:lang w:val="ru-RU"/>
+        </w:rPr>
+      </w:pPr>
+      <w:r>
+        <w:rPr>
+          <w:lang w:val="ru-RU"/>
+        </w:rPr>
         <w:t>Команды просмотра переменных и проверки поиска программы приведены в таблице 4.3.</w:t>
       </w:r>
     </w:p>
@@ -11839,7 +12943,28 @@
         </w:rPr>
       </w:pPr>
       <w:r>
-        <w:t>Для сравнения выведены системные и пользовательские пути, а затем выполнен поиск powershell.exe.</w:t>
+        <w:rPr>
+          <w:lang w:val="ru-RU"/>
+        </w:rPr>
+        <w:t xml:space="preserve">Для сравнения выведены системные и пользовательские пути, а затем выполнен поиск </w:t>
+      </w:r>
+      <w:r>
+        <w:t>powershell</w:t>
+      </w:r>
+      <w:r>
+        <w:rPr>
+          <w:lang w:val="ru-RU"/>
+        </w:rPr>
+        <w:t>.</w:t>
+      </w:r>
+      <w:r>
+        <w:t>exe</w:t>
+      </w:r>
+      <w:r>
+        <w:rPr>
+          <w:lang w:val="ru-RU"/>
+        </w:rPr>
+        <w:t>.</w:t>
       </w:r>
     </w:p>
     <w:p>
@@ -11850,7 +12975,46 @@
         </w:rPr>
       </w:pPr>
       <w:r>
-        <w:t>Значения PATH, USERPROFILE, TEMP и COMSPEC вместе с результатом поиска показаны на рисунке 4.7.</w:t>
+        <w:rPr>
+          <w:lang w:val="ru-RU"/>
+        </w:rPr>
+        <w:t xml:space="preserve">Значения </w:t>
+      </w:r>
+      <w:r>
+        <w:t>PATH</w:t>
+      </w:r>
+      <w:r>
+        <w:rPr>
+          <w:lang w:val="ru-RU"/>
+        </w:rPr>
+        <w:t xml:space="preserve">, </w:t>
+      </w:r>
+      <w:r>
+        <w:t>USERPROFILE</w:t>
+      </w:r>
+      <w:r>
+        <w:rPr>
+          <w:lang w:val="ru-RU"/>
+        </w:rPr>
+        <w:t xml:space="preserve">, </w:t>
+      </w:r>
+      <w:r>
+        <w:t>TEMP</w:t>
+      </w:r>
+      <w:r>
+        <w:rPr>
+          <w:lang w:val="ru-RU"/>
+        </w:rPr>
+        <w:t xml:space="preserve"> и </w:t>
+      </w:r>
+      <w:r>
+        <w:t>COMSPEC</w:t>
+      </w:r>
+      <w:r>
+        <w:rPr>
+          <w:lang w:val="ru-RU"/>
+        </w:rPr>
+        <w:t xml:space="preserve"> вместе с результатом поиска показаны на рисунке 4.7.</w:t>
       </w:r>
     </w:p>
     <w:p>
@@ -11930,7 +13094,49 @@
         </w:rPr>
       </w:pPr>
       <w:r>
-        <w:t>USERPROFILE и TEMP содержат пути, связанные с текущим пользователем. Положение powershell.exe определяется по каталогам из PATH.</w:t>
+        <w:t>USERPROFILE</w:t>
+      </w:r>
+      <w:r>
+        <w:rPr>
+          <w:lang w:val="ru-RU"/>
+        </w:rPr>
+        <w:t xml:space="preserve"> и </w:t>
+      </w:r>
+      <w:r>
+        <w:t>TEMP</w:t>
+      </w:r>
+      <w:r>
+        <w:rPr>
+          <w:lang w:val="ru-RU"/>
+        </w:rPr>
+        <w:t xml:space="preserve"> содержат пути, связанные с текущим пользователем. Положение </w:t>
+      </w:r>
+      <w:r>
+        <w:t>powershell</w:t>
+      </w:r>
+      <w:r>
+        <w:rPr>
+          <w:lang w:val="ru-RU"/>
+        </w:rPr>
+        <w:t>.</w:t>
+      </w:r>
+      <w:r>
+        <w:t>exe</w:t>
+      </w:r>
+      <w:r>
+        <w:rPr>
+          <w:lang w:val="ru-RU"/>
+        </w:rPr>
+        <w:t xml:space="preserve"> определяется по каталогам из </w:t>
+      </w:r>
+      <w:r>
+        <w:t>PATH</w:t>
+      </w:r>
+      <w:r>
+        <w:rPr>
+          <w:lang w:val="ru-RU"/>
+        </w:rPr>
+        <w:t>.</w:t>
       </w:r>
     </w:p>
     <w:p>
@@ -11957,7 +13163,217 @@
         </w:rPr>
       </w:pPr>
       <w:r>
-        <w:t>Названия многих команд cmd происходят от английских слов и сокращений: cd – Change Directory, md – Make Directory, rd – Remove Directory, del – Delete, ren – Rename, fc – File Compare. Ключи тоже часто мнемоничны: /S указывает на подкаталоги, /Q – на тихий режим, /P – на запрос подтверждения, /H – на скрытые объекты, /K – на сохранение атрибутов, /Y – на подавление подтверждения.</w:t>
+        <w:rPr>
+          <w:lang w:val="ru-RU"/>
+        </w:rPr>
+        <w:t xml:space="preserve">Названия многих команд </w:t>
+      </w:r>
+      <w:r>
+        <w:t>cmd</w:t>
+      </w:r>
+      <w:r>
+        <w:rPr>
+          <w:lang w:val="ru-RU"/>
+        </w:rPr>
+        <w:t xml:space="preserve"> происходят от английских слов и сокращений: </w:t>
+      </w:r>
+      <w:r>
+        <w:t>cd</w:t>
+      </w:r>
+      <w:r>
+        <w:rPr>
+          <w:lang w:val="ru-RU"/>
+        </w:rPr>
+        <w:t xml:space="preserve"> – </w:t>
+      </w:r>
+      <w:r>
+        <w:t>Change</w:t>
+      </w:r>
+      <w:r>
+        <w:rPr>
+          <w:lang w:val="ru-RU"/>
+        </w:rPr>
+        <w:t xml:space="preserve"> </w:t>
+      </w:r>
+      <w:r>
+        <w:t>Directory</w:t>
+      </w:r>
+      <w:r>
+        <w:rPr>
+          <w:lang w:val="ru-RU"/>
+        </w:rPr>
+        <w:t xml:space="preserve">, </w:t>
+      </w:r>
+      <w:r>
+        <w:t>md</w:t>
+      </w:r>
+      <w:r>
+        <w:rPr>
+          <w:lang w:val="ru-RU"/>
+        </w:rPr>
+        <w:t xml:space="preserve"> – </w:t>
+      </w:r>
+      <w:r>
+        <w:t>Make</w:t>
+      </w:r>
+      <w:r>
+        <w:rPr>
+          <w:lang w:val="ru-RU"/>
+        </w:rPr>
+        <w:t xml:space="preserve"> </w:t>
+      </w:r>
+      <w:r>
+        <w:t>Directory</w:t>
+      </w:r>
+      <w:r>
+        <w:rPr>
+          <w:lang w:val="ru-RU"/>
+        </w:rPr>
+        <w:t xml:space="preserve">, </w:t>
+      </w:r>
+      <w:r>
+        <w:t>rd</w:t>
+      </w:r>
+      <w:r>
+        <w:rPr>
+          <w:lang w:val="ru-RU"/>
+        </w:rPr>
+        <w:t xml:space="preserve"> – </w:t>
+      </w:r>
+      <w:r>
+        <w:t>Remove</w:t>
+      </w:r>
+      <w:r>
+        <w:rPr>
+          <w:lang w:val="ru-RU"/>
+        </w:rPr>
+        <w:t xml:space="preserve"> </w:t>
+      </w:r>
+      <w:r>
+        <w:t>Directory</w:t>
+      </w:r>
+      <w:r>
+        <w:rPr>
+          <w:lang w:val="ru-RU"/>
+        </w:rPr>
+        <w:t xml:space="preserve">, </w:t>
+      </w:r>
+      <w:r>
+        <w:t>del</w:t>
+      </w:r>
+      <w:r>
+        <w:rPr>
+          <w:lang w:val="ru-RU"/>
+        </w:rPr>
+        <w:t xml:space="preserve"> – </w:t>
+      </w:r>
+      <w:r>
+        <w:t>Delete</w:t>
+      </w:r>
+      <w:r>
+        <w:rPr>
+          <w:lang w:val="ru-RU"/>
+        </w:rPr>
+        <w:t xml:space="preserve">, </w:t>
+      </w:r>
+      <w:r>
+        <w:t>ren</w:t>
+      </w:r>
+      <w:r>
+        <w:rPr>
+          <w:lang w:val="ru-RU"/>
+        </w:rPr>
+        <w:t xml:space="preserve"> – </w:t>
+      </w:r>
+      <w:r>
+        <w:t>Rename</w:t>
+      </w:r>
+      <w:r>
+        <w:rPr>
+          <w:lang w:val="ru-RU"/>
+        </w:rPr>
+        <w:t xml:space="preserve">, </w:t>
+      </w:r>
+      <w:r>
+        <w:t>fc</w:t>
+      </w:r>
+      <w:r>
+        <w:rPr>
+          <w:lang w:val="ru-RU"/>
+        </w:rPr>
+        <w:t xml:space="preserve"> – </w:t>
+      </w:r>
+      <w:r>
+        <w:t>File</w:t>
+      </w:r>
+      <w:r>
+        <w:rPr>
+          <w:lang w:val="ru-RU"/>
+        </w:rPr>
+        <w:t xml:space="preserve"> </w:t>
+      </w:r>
+      <w:r>
+        <w:t>Compare</w:t>
+      </w:r>
+      <w:r>
+        <w:rPr>
+          <w:lang w:val="ru-RU"/>
+        </w:rPr>
+        <w:t>. Ключи тоже часто мнемоничны: /</w:t>
+      </w:r>
+      <w:r>
+        <w:t>S</w:t>
+      </w:r>
+      <w:r>
+        <w:rPr>
+          <w:lang w:val="ru-RU"/>
+        </w:rPr>
+        <w:t xml:space="preserve"> указывает на подкаталоги, /</w:t>
+      </w:r>
+      <w:r>
+        <w:t>Q</w:t>
+      </w:r>
+      <w:r>
+        <w:rPr>
+          <w:lang w:val="ru-RU"/>
+        </w:rPr>
+        <w:t xml:space="preserve"> – на тихий режим, /</w:t>
+      </w:r>
+      <w:r>
+        <w:t>P</w:t>
+      </w:r>
+      <w:r>
+        <w:rPr>
+          <w:lang w:val="ru-RU"/>
+        </w:rPr>
+        <w:t xml:space="preserve"> – на запрос подтверждения, /</w:t>
+      </w:r>
+      <w:r>
+        <w:t>H</w:t>
+      </w:r>
+      <w:r>
+        <w:rPr>
+          <w:lang w:val="ru-RU"/>
+        </w:rPr>
+        <w:t xml:space="preserve"> – на скрытые объекты, /</w:t>
+      </w:r>
+      <w:r>
+        <w:t>K</w:t>
+      </w:r>
+      <w:r>
+        <w:rPr>
+          <w:lang w:val="ru-RU"/>
+        </w:rPr>
+        <w:t xml:space="preserve"> – на сохранение атрибутов, /</w:t>
+      </w:r>
+      <w:r>
+        <w:t>Y</w:t>
+      </w:r>
+      <w:r>
+        <w:rPr>
+          <w:lang w:val="ru-RU"/>
+        </w:rPr>
+        <w:t xml:space="preserve"> – на подавление подтверждения.</w:t>
       </w:r>
     </w:p>
     <w:p>
@@ -11968,8 +13384,23 @@
         </w:rPr>
       </w:pPr>
       <w:r>
+        <w:rPr>
+          <w:lang w:val="ru-RU"/>
+        </w:rPr>
         <w:lastRenderedPageBreak/>
-        <w:t>Встроенная справка cmd позволяет сверить назначение параметров с установленной версией команды. Первый фрагмент справки cd приведён на рисунке 4.8.</w:t>
+        <w:t xml:space="preserve">Встроенная справка </w:t>
+      </w:r>
+      <w:r>
+        <w:t>cmd</w:t>
+      </w:r>
+      <w:r>
+        <w:rPr>
+          <w:lang w:val="ru-RU"/>
+        </w:rPr>
+        <w:t xml:space="preserve"> позволяет сверить назначение параметров с установленной версией команды. </w:t>
+      </w:r>
+      <w:r>
+        <w:t>Первый фрагмент справки cd приведён на рисунке 4.8.</w:t>
       </w:r>
     </w:p>
     <w:p>
@@ -12027,26 +13458,64 @@
         <w:spacing w:after="280"/>
         <w:ind w:firstLine="0"/>
         <w:jc w:val="center"/>
-      </w:pPr>
-      <w:r>
-        <w:t>Рисунок 4.8 – Первый фрагмент справки команды cd</w:t>
-      </w:r>
-    </w:p>
-    <w:p>
-      <w:r>
-        <w:t>В справке указан переход по относительному пути и параметр /D для одновременной смены диска и каталога.</w:t>
+        <w:rPr>
+          <w:lang w:val="ru-RU"/>
+        </w:rPr>
+      </w:pPr>
+      <w:r>
+        <w:rPr>
+          <w:lang w:val="ru-RU"/>
+        </w:rPr>
+        <w:t xml:space="preserve">Рисунок 4.8 – Первый фрагмент справки команды </w:t>
+      </w:r>
+      <w:r>
+        <w:t>cd</w:t>
+      </w:r>
+    </w:p>
+    <w:p>
+      <w:pPr>
+        <w:rPr>
+          <w:lang w:val="ru-RU"/>
+        </w:rPr>
+      </w:pPr>
+      <w:r>
+        <w:rPr>
+          <w:lang w:val="ru-RU"/>
+        </w:rPr>
+        <w:t>В справке указан переход по относительному пути и параметр /</w:t>
+      </w:r>
+      <w:r>
+        <w:t>D</w:t>
+      </w:r>
+      <w:r>
+        <w:rPr>
+          <w:lang w:val="ru-RU"/>
+        </w:rPr>
+        <w:t xml:space="preserve"> для одновременной смены диска и каталога.</w:t>
       </w:r>
     </w:p>
     <w:p>
       <w:pPr>
         <w:keepNext/>
-      </w:pPr>
-      <w:r>
+        <w:rPr>
+          <w:lang w:val="ru-RU"/>
+        </w:rPr>
+      </w:pPr>
+      <w:r>
+        <w:rPr>
+          <w:lang w:val="ru-RU"/>
+        </w:rPr>
         <w:lastRenderedPageBreak/>
-        <w:t xml:space="preserve">Продолжение справки cd с пояснением особенностей </w:t>
-      </w:r>
-      <w:r>
-        <w:t>записи пути приведено на рисунке 4.9.</w:t>
+        <w:t xml:space="preserve">Продолжение справки </w:t>
+      </w:r>
+      <w:r>
+        <w:t>cd</w:t>
+      </w:r>
+      <w:r>
+        <w:rPr>
+          <w:lang w:val="ru-RU"/>
+        </w:rPr>
+        <w:t xml:space="preserve"> с пояснением особенностей записи пути приведено на рисунке 4.9.</w:t>
       </w:r>
     </w:p>
     <w:p>
@@ -12104,26 +13573,55 @@
         <w:spacing w:after="280"/>
         <w:ind w:firstLine="0"/>
         <w:jc w:val="center"/>
-      </w:pPr>
-      <w:r>
-        <w:t>Рисунок 4.9 – Продолжение справки команды cd</w:t>
-      </w:r>
-    </w:p>
-    <w:p>
-      <w:r>
+        <w:rPr>
+          <w:lang w:val="ru-RU"/>
+        </w:rPr>
+      </w:pPr>
+      <w:r>
+        <w:rPr>
+          <w:lang w:val="ru-RU"/>
+        </w:rPr>
+        <w:t xml:space="preserve">Рисунок 4.9 – Продолжение справки команды </w:t>
+      </w:r>
+      <w:r>
+        <w:t>cd</w:t>
+      </w:r>
+    </w:p>
+    <w:p>
+      <w:pPr>
+        <w:rPr>
+          <w:lang w:val="ru-RU"/>
+        </w:rPr>
+      </w:pPr>
+      <w:r>
+        <w:rPr>
+          <w:lang w:val="ru-RU"/>
+        </w:rPr>
         <w:t>Справка поясняет поведение команды при включённых расширениях и работу с путями, содержащими пробелы.</w:t>
       </w:r>
     </w:p>
     <w:p>
       <w:pPr>
         <w:keepNext/>
-      </w:pPr>
-      <w:r>
+        <w:rPr>
+          <w:lang w:val="ru-RU"/>
+        </w:rPr>
+      </w:pPr>
+      <w:r>
+        <w:rPr>
+          <w:lang w:val="ru-RU"/>
+        </w:rPr>
         <w:lastRenderedPageBreak/>
-        <w:t>Для удаления файлов в справке del отдельно описаны запрос подтвержден</w:t>
-      </w:r>
-      <w:r>
-        <w:t>ия и ключи фильтрации по атрибутам (рисунок 4.10).</w:t>
+        <w:t xml:space="preserve">Для удаления файлов в справке </w:t>
+      </w:r>
+      <w:r>
+        <w:t>del</w:t>
+      </w:r>
+      <w:r>
+        <w:rPr>
+          <w:lang w:val="ru-RU"/>
+        </w:rPr>
+        <w:t xml:space="preserve"> отдельно описаны запрос подтверждения и ключи фильтрации по атрибутам (рисунок 4.10).</w:t>
       </w:r>
     </w:p>
     <w:p>
@@ -12187,12 +13685,53 @@
         </w:rPr>
       </w:pPr>
       <w:r>
-        <w:t>Рисунок 4.10 – Параметры удаления файлов в справке del</w:t>
-      </w:r>
-    </w:p>
-    <w:p>
-      <w:r>
-        <w:t>Обозначения /P, /Q и /A раскрыты рядом с командой. Такая проверка исключает неоднозначность кратких названий ключей.</w:t>
+        <w:rPr>
+          <w:lang w:val="ru-RU"/>
+        </w:rPr>
+        <w:t xml:space="preserve">Рисунок 4.10 – Параметры удаления файлов в справке </w:t>
+      </w:r>
+      <w:r>
+        <w:t>del</w:t>
+      </w:r>
+    </w:p>
+    <w:p>
+      <w:pPr>
+        <w:rPr>
+          <w:lang w:val="ru-RU"/>
+        </w:rPr>
+      </w:pPr>
+      <w:r>
+        <w:rPr>
+          <w:lang w:val="ru-RU"/>
+        </w:rPr>
+        <w:t>Обозначения /</w:t>
+      </w:r>
+      <w:r>
+        <w:t>P</w:t>
+      </w:r>
+      <w:r>
+        <w:rPr>
+          <w:lang w:val="ru-RU"/>
+        </w:rPr>
+        <w:t>, /</w:t>
+      </w:r>
+      <w:r>
+        <w:t>Q</w:t>
+      </w:r>
+      <w:r>
+        <w:rPr>
+          <w:lang w:val="ru-RU"/>
+        </w:rPr>
+        <w:t xml:space="preserve"> и /</w:t>
+      </w:r>
+      <w:r>
+        <w:t>A</w:t>
+      </w:r>
+      <w:r>
+        <w:rPr>
+          <w:lang w:val="ru-RU"/>
+        </w:rPr>
+        <w:t xml:space="preserve"> раскрыты рядом с командой. Такая проверка исключает неоднозначность кратких названий ключей.</w:t>
       </w:r>
     </w:p>
     <w:p>
@@ -12250,7 +13789,76 @@
         </w:rPr>
       </w:pPr>
       <w:r>
-        <w:t>Bash-сценарии bash_03.sh, bash_04.sh и bash_05.sh выполняют те же задачи, что и соответствующие BAT-файлы; их тексты приведены в приложении Б.</w:t>
+        <w:t>Bash</w:t>
+      </w:r>
+      <w:r>
+        <w:rPr>
+          <w:lang w:val="ru-RU"/>
+        </w:rPr>
+        <w:t xml:space="preserve">-сценарии </w:t>
+      </w:r>
+      <w:r>
+        <w:t>bash</w:t>
+      </w:r>
+      <w:r>
+        <w:rPr>
+          <w:lang w:val="ru-RU"/>
+        </w:rPr>
+        <w:t>_03.</w:t>
+      </w:r>
+      <w:r>
+        <w:t>sh</w:t>
+      </w:r>
+      <w:r>
+        <w:rPr>
+          <w:lang w:val="ru-RU"/>
+        </w:rPr>
+        <w:t xml:space="preserve">, </w:t>
+      </w:r>
+      <w:r>
+        <w:t>bash</w:t>
+      </w:r>
+      <w:r>
+        <w:rPr>
+          <w:lang w:val="ru-RU"/>
+        </w:rPr>
+        <w:t>_04.</w:t>
+      </w:r>
+      <w:r>
+        <w:t>sh</w:t>
+      </w:r>
+      <w:r>
+        <w:rPr>
+          <w:lang w:val="ru-RU"/>
+        </w:rPr>
+        <w:t xml:space="preserve"> и </w:t>
+      </w:r>
+      <w:r>
+        <w:t>bash</w:t>
+      </w:r>
+      <w:r>
+        <w:rPr>
+          <w:lang w:val="ru-RU"/>
+        </w:rPr>
+        <w:t>_05.</w:t>
+      </w:r>
+      <w:r>
+        <w:t>sh</w:t>
+      </w:r>
+      <w:r>
+        <w:rPr>
+          <w:lang w:val="ru-RU"/>
+        </w:rPr>
+        <w:t xml:space="preserve"> выполняют те же задачи, что и соответствующие </w:t>
+      </w:r>
+      <w:r>
+        <w:t>BAT</w:t>
+      </w:r>
+      <w:r>
+        <w:rPr>
+          <w:lang w:val="ru-RU"/>
+        </w:rPr>
+        <w:t>-файлы; их тексты приведены в приложении Б.</w:t>
       </w:r>
     </w:p>
     <w:p>
@@ -12261,8 +13869,23 @@
         </w:rPr>
       </w:pPr>
       <w:r>
+        <w:rPr>
+          <w:lang w:val="ru-RU"/>
+        </w:rPr>
         <w:lastRenderedPageBreak/>
-        <w:t>В Bash были проверены передача четырёх параметров, арифметические выражения и обработка деления на ноль. Результаты запусков приведены на рисунке 5.1.</w:t>
+        <w:t xml:space="preserve">В </w:t>
+      </w:r>
+      <w:r>
+        <w:t>Bash</w:t>
+      </w:r>
+      <w:r>
+        <w:rPr>
+          <w:lang w:val="ru-RU"/>
+        </w:rPr>
+        <w:t xml:space="preserve"> были проверены передача четырёх параметров, арифметические выражения и обработка деления на ноль. </w:t>
+      </w:r>
+      <w:r>
+        <w:t>Результаты запусков приведены на рисунке 5.1.</w:t>
       </w:r>
     </w:p>
     <w:p>
@@ -12369,6 +13992,9 @@
         </w:rPr>
       </w:pPr>
       <w:r>
+        <w:rPr>
+          <w:lang w:val="ru-RU"/>
+        </w:rPr>
         <w:t>Сценарий обращается к аргументам через $@ и $1–$4. Перед делением он проверяет делитель и выводит сообщение, если операция невозможна.</w:t>
       </w:r>
     </w:p>
@@ -12380,8 +14006,29 @@
         </w:rPr>
       </w:pPr>
       <w:r>
+        <w:rPr>
+          <w:lang w:val="ru-RU"/>
+        </w:rPr>
         <w:lastRenderedPageBreak/>
-        <w:t>Отдельно проверены создание и удаление файла, а также ошибки вызова bash_05.sh. Вывод приведён на рисунке 5.2.</w:t>
+        <w:t xml:space="preserve">Отдельно проверены создание и удаление файла, а также ошибки вызова </w:t>
+      </w:r>
+      <w:r>
+        <w:t>bash</w:t>
+      </w:r>
+      <w:r>
+        <w:rPr>
+          <w:lang w:val="ru-RU"/>
+        </w:rPr>
+        <w:t>_05.</w:t>
+      </w:r>
+      <w:r>
+        <w:t>sh</w:t>
+      </w:r>
+      <w:r>
+        <w:rPr>
+          <w:lang w:val="ru-RU"/>
+        </w:rPr>
+        <w:t>. Вывод приведён на рисунке 5.2.</w:t>
       </w:r>
     </w:p>
     <w:p>
@@ -12470,6 +14117,9 @@
         </w:rPr>
       </w:pPr>
       <w:r>
+        <w:rPr>
+          <w:lang w:val="ru-RU"/>
+        </w:rPr>
         <w:t>Сценарий различает пропущенные параметры, уже существующий файл и попытку удалить отсутствующий объект.</w:t>
       </w:r>
     </w:p>
@@ -12503,16 +14153,85 @@
         </w:rPr>
       </w:pPr>
       <w:r>
-        <w:t>В Linux переменные окружения можно просмотреть командами env и printenv, а команда export передаёт заданное значение дочерним процессам. Элементы PATH разделены двоеточием; HOME указывает на домашний каталог, SHELL – на используемую оболочку.</w:t>
-      </w:r>
-    </w:p>
-    <w:p>
-      <w:pPr>
-        <w:rPr>
-          <w:lang w:val="ru-RU"/>
-        </w:rPr>
-      </w:pPr>
-      <w:r>
+        <w:rPr>
+          <w:lang w:val="ru-RU"/>
+        </w:rPr>
+        <w:t xml:space="preserve">В </w:t>
+      </w:r>
+      <w:r>
+        <w:t>Linux</w:t>
+      </w:r>
+      <w:r>
+        <w:rPr>
+          <w:lang w:val="ru-RU"/>
+        </w:rPr>
+        <w:t xml:space="preserve"> переменные окружения можно просмотреть командами </w:t>
+      </w:r>
+      <w:r>
+        <w:t>env</w:t>
+      </w:r>
+      <w:r>
+        <w:rPr>
+          <w:lang w:val="ru-RU"/>
+        </w:rPr>
+        <w:t xml:space="preserve"> и </w:t>
+      </w:r>
+      <w:r>
+        <w:t>printenv</w:t>
+      </w:r>
+      <w:r>
+        <w:rPr>
+          <w:lang w:val="ru-RU"/>
+        </w:rPr>
+        <w:t xml:space="preserve">, а команда </w:t>
+      </w:r>
+      <w:r>
+        <w:t>export</w:t>
+      </w:r>
+      <w:r>
+        <w:rPr>
+          <w:lang w:val="ru-RU"/>
+        </w:rPr>
+        <w:t xml:space="preserve"> передаёт заданное значение дочерним процессам. Элементы </w:t>
+      </w:r>
+      <w:r>
+        <w:t>PATH</w:t>
+      </w:r>
+      <w:r>
+        <w:rPr>
+          <w:lang w:val="ru-RU"/>
+        </w:rPr>
+        <w:t xml:space="preserve"> разделены двоеточием; </w:t>
+      </w:r>
+      <w:r>
+        <w:t>HOME</w:t>
+      </w:r>
+      <w:r>
+        <w:rPr>
+          <w:lang w:val="ru-RU"/>
+        </w:rPr>
+        <w:t xml:space="preserve"> указывает на домашний каталог, </w:t>
+      </w:r>
+      <w:r>
+        <w:t>SHELL</w:t>
+      </w:r>
+      <w:r>
+        <w:rPr>
+          <w:lang w:val="ru-RU"/>
+        </w:rPr>
+        <w:t xml:space="preserve"> – на используемую оболочку.</w:t>
+      </w:r>
+    </w:p>
+    <w:p>
+      <w:pPr>
+        <w:rPr>
+          <w:lang w:val="ru-RU"/>
+        </w:rPr>
+      </w:pPr>
+      <w:r>
+        <w:rPr>
+          <w:lang w:val="ru-RU"/>
+        </w:rPr>
         <w:t>Последовательность команд для проверки окружения приведена в таблице 5.1.</w:t>
       </w:r>
     </w:p>
@@ -12947,7 +14666,28 @@
         </w:rPr>
       </w:pPr>
       <w:r>
-        <w:t>Просмотрены значения стандартных переменных, после чего создана дополнительная переменная LAB_LEVEL.</w:t>
+        <w:rPr>
+          <w:lang w:val="ru-RU"/>
+        </w:rPr>
+        <w:t xml:space="preserve">Просмотрены значения стандартных переменных, после чего создана дополнительная переменная </w:t>
+      </w:r>
+      <w:r>
+        <w:t>LAB</w:t>
+      </w:r>
+      <w:r>
+        <w:rPr>
+          <w:lang w:val="ru-RU"/>
+        </w:rPr>
+        <w:t>_</w:t>
+      </w:r>
+      <w:r>
+        <w:t>LEVEL</w:t>
+      </w:r>
+      <w:r>
+        <w:rPr>
+          <w:lang w:val="ru-RU"/>
+        </w:rPr>
+        <w:t>.</w:t>
       </w:r>
     </w:p>
     <w:p>
@@ -12958,8 +14698,47 @@
         </w:rPr>
       </w:pPr>
       <w:r>
+        <w:rPr>
+          <w:lang w:val="ru-RU"/>
+        </w:rPr>
         <w:lastRenderedPageBreak/>
-        <w:t>Вывод env, printenv и command -v приведён на рисунке 5.3.</w:t>
+        <w:t xml:space="preserve">Вывод </w:t>
+      </w:r>
+      <w:r>
+        <w:t>env</w:t>
+      </w:r>
+      <w:r>
+        <w:rPr>
+          <w:lang w:val="ru-RU"/>
+        </w:rPr>
+        <w:t xml:space="preserve">, </w:t>
+      </w:r>
+      <w:r>
+        <w:t>printenv</w:t>
+      </w:r>
+      <w:r>
+        <w:rPr>
+          <w:lang w:val="ru-RU"/>
+        </w:rPr>
+        <w:t xml:space="preserve"> и </w:t>
+      </w:r>
+      <w:r>
+        <w:t>command</w:t>
+      </w:r>
+      <w:r>
+        <w:rPr>
+          <w:lang w:val="ru-RU"/>
+        </w:rPr>
+        <w:t xml:space="preserve"> -</w:t>
+      </w:r>
+      <w:r>
+        <w:t>v</w:t>
+      </w:r>
+      <w:r>
+        <w:rPr>
+          <w:lang w:val="ru-RU"/>
+        </w:rPr>
+        <w:t xml:space="preserve"> приведён на рисунке 5.3.</w:t>
       </w:r>
     </w:p>
     <w:p>
@@ -13039,7 +14818,91 @@
         </w:rPr>
       </w:pPr>
       <w:r>
-        <w:t>В выводе видны HOME, USER, SHELL и PATH. Значение LAB_LEVEL доступно после export, а command -v показывает путь к найденной программе.</w:t>
+        <w:rPr>
+          <w:lang w:val="ru-RU"/>
+        </w:rPr>
+        <w:t xml:space="preserve">В выводе видны </w:t>
+      </w:r>
+      <w:r>
+        <w:t>HOME</w:t>
+      </w:r>
+      <w:r>
+        <w:rPr>
+          <w:lang w:val="ru-RU"/>
+        </w:rPr>
+        <w:t xml:space="preserve">, </w:t>
+      </w:r>
+      <w:r>
+        <w:t>USER</w:t>
+      </w:r>
+      <w:r>
+        <w:rPr>
+          <w:lang w:val="ru-RU"/>
+        </w:rPr>
+        <w:t xml:space="preserve">, </w:t>
+      </w:r>
+      <w:r>
+        <w:t>SHELL</w:t>
+      </w:r>
+      <w:r>
+        <w:rPr>
+          <w:lang w:val="ru-RU"/>
+        </w:rPr>
+        <w:t xml:space="preserve"> и </w:t>
+      </w:r>
+      <w:r>
+        <w:t>PATH</w:t>
+      </w:r>
+      <w:r>
+        <w:rPr>
+          <w:lang w:val="ru-RU"/>
+        </w:rPr>
+        <w:t xml:space="preserve">. Значение </w:t>
+      </w:r>
+      <w:r>
+        <w:t>LAB</w:t>
+      </w:r>
+      <w:r>
+        <w:rPr>
+          <w:lang w:val="ru-RU"/>
+        </w:rPr>
+        <w:t>_</w:t>
+      </w:r>
+      <w:r>
+        <w:t>LEVEL</w:t>
+      </w:r>
+      <w:r>
+        <w:rPr>
+          <w:lang w:val="ru-RU"/>
+        </w:rPr>
+        <w:t xml:space="preserve"> доступно после </w:t>
+      </w:r>
+      <w:r>
+        <w:t>export</w:t>
+      </w:r>
+      <w:r>
+        <w:rPr>
+          <w:lang w:val="ru-RU"/>
+        </w:rPr>
+        <w:t xml:space="preserve">, а </w:t>
+      </w:r>
+      <w:r>
+        <w:t>command</w:t>
+      </w:r>
+      <w:r>
+        <w:rPr>
+          <w:lang w:val="ru-RU"/>
+        </w:rPr>
+        <w:t xml:space="preserve"> -</w:t>
+      </w:r>
+      <w:r>
+        <w:t>v</w:t>
+      </w:r>
+      <w:r>
+        <w:rPr>
+          <w:lang w:val="ru-RU"/>
+        </w:rPr>
+        <w:t xml:space="preserve"> показывает путь к найденной программе.</w:t>
       </w:r>
     </w:p>
     <w:p>
@@ -13084,7 +14947,28 @@
         </w:rPr>
       </w:pPr>
       <w:r>
-        <w:t>В calculator.ps1 реализован цикл ввода операций. Сценарий проверяет числовые аргументы и поддерживает арифметические действия, степень, корень, тригонометрические функции, логарифмы и остаток от деления. Полный текст приведён в приложении В.</w:t>
+        <w:rPr>
+          <w:lang w:val="ru-RU"/>
+        </w:rPr>
+        <w:t xml:space="preserve">В </w:t>
+      </w:r>
+      <w:r>
+        <w:t>calculator</w:t>
+      </w:r>
+      <w:r>
+        <w:rPr>
+          <w:lang w:val="ru-RU"/>
+        </w:rPr>
+        <w:t>.</w:t>
+      </w:r>
+      <w:r>
+        <w:t>ps</w:t>
+      </w:r>
+      <w:r>
+        <w:rPr>
+          <w:lang w:val="ru-RU"/>
+        </w:rPr>
+        <w:t>1 реализован цикл ввода операций. Сценарий проверяет числовые аргументы и поддерживает арифметические действия, степень, корень, тригонометрические функции, логарифмы и остаток от деления. Полный текст приведён в приложении В.</w:t>
       </w:r>
     </w:p>
     <w:p>
@@ -13095,7 +14979,13 @@
         </w:rPr>
       </w:pPr>
       <w:r>
-        <w:t>Сначала проверены сложение, деление, возведение в степень и остаток от деления. Примеры работы калькулятора приведены на рисунке 6.1.</w:t>
+        <w:rPr>
+          <w:lang w:val="ru-RU"/>
+        </w:rPr>
+        <w:t xml:space="preserve">Сначала проверены сложение, деление, возведение в степень и остаток от деления. </w:t>
+      </w:r>
+      <w:r>
+        <w:t>Примеры работы калькулятора приведены на рисунке 6.1.</w:t>
       </w:r>
     </w:p>
     <w:p>
@@ -13172,6 +15062,9 @@
         </w:rPr>
       </w:pPr>
       <w:r>
+        <w:rPr>
+          <w:lang w:val="ru-RU"/>
+        </w:rPr>
         <w:t>После вывода результата сценарий снова запрашивает операцию, поэтому несколько вычислений выполняются без повторного запуска файла.</w:t>
       </w:r>
     </w:p>
@@ -13183,8 +15076,59 @@
         </w:rPr>
       </w:pPr>
       <w:r>
+        <w:rPr>
+          <w:lang w:val="ru-RU"/>
+        </w:rPr>
         <w:lastRenderedPageBreak/>
-        <w:t>Следующая группа проверок охватывает корень, sin, cos, tan, log10 и ln. Полученные значения приведены на рисунке 6.2.</w:t>
+        <w:t xml:space="preserve">Следующая группа проверок охватывает корень, </w:t>
+      </w:r>
+      <w:r>
+        <w:t>sin</w:t>
+      </w:r>
+      <w:r>
+        <w:rPr>
+          <w:lang w:val="ru-RU"/>
+        </w:rPr>
+        <w:t xml:space="preserve">, </w:t>
+      </w:r>
+      <w:r>
+        <w:t>cos</w:t>
+      </w:r>
+      <w:r>
+        <w:rPr>
+          <w:lang w:val="ru-RU"/>
+        </w:rPr>
+        <w:t xml:space="preserve">, </w:t>
+      </w:r>
+      <w:r>
+        <w:t>tan</w:t>
+      </w:r>
+      <w:r>
+        <w:rPr>
+          <w:lang w:val="ru-RU"/>
+        </w:rPr>
+        <w:t xml:space="preserve">, </w:t>
+      </w:r>
+      <w:r>
+        <w:t>log</w:t>
+      </w:r>
+      <w:r>
+        <w:rPr>
+          <w:lang w:val="ru-RU"/>
+        </w:rPr>
+        <w:t xml:space="preserve">10 и </w:t>
+      </w:r>
+      <w:r>
+        <w:t>ln</w:t>
+      </w:r>
+      <w:r>
+        <w:rPr>
+          <w:lang w:val="ru-RU"/>
+        </w:rPr>
+        <w:t xml:space="preserve">. </w:t>
+      </w:r>
+      <w:r>
+        <w:t>Полученные значения приведены на рисунке 6.2.</w:t>
       </w:r>
     </w:p>
     <w:p>
@@ -13261,6 +15205,9 @@
         </w:rPr>
       </w:pPr>
       <w:r>
+        <w:rPr>
+          <w:lang w:val="ru-RU"/>
+        </w:rPr>
         <w:t>При вычислении логарифма проверяется положительность аргумента; для корня также учитывается допустимость степени и знака подкоренного выражения.</w:t>
       </w:r>
     </w:p>
@@ -13272,6 +15219,9 @@
         </w:rPr>
       </w:pPr>
       <w:r>
+        <w:rPr>
+          <w:lang w:val="ru-RU"/>
+        </w:rPr>
         <w:lastRenderedPageBreak/>
         <w:t>Ошибки деления на ноль, неизвестной операции и нечислового ввода проверены отдельно (рисунок 6.3).</w:t>
       </w:r>
@@ -13350,6 +15300,9 @@
         </w:rPr>
       </w:pPr>
       <w:r>
+        <w:rPr>
+          <w:lang w:val="ru-RU"/>
+        </w:rPr>
         <w:t>В каждом случае калькулятор выводит пояснение и остаётся в интерактивном цикле вместо аварийного завершения.</w:t>
       </w:r>
     </w:p>
@@ -13377,7 +15330,49 @@
         </w:rPr>
       </w:pPr>
       <w:r>
-        <w:t>temperature.ps1 определяет исходную шкалу по суффиксу K, C или F; число без суффикса считается температурой в градусах Цельсия. После проверки ввода сценарий переводит значение во все три шкалы. Листинг приведён в приложении В.</w:t>
+        <w:t>temperature</w:t>
+      </w:r>
+      <w:r>
+        <w:rPr>
+          <w:lang w:val="ru-RU"/>
+        </w:rPr>
+        <w:t>.</w:t>
+      </w:r>
+      <w:r>
+        <w:t>ps</w:t>
+      </w:r>
+      <w:r>
+        <w:rPr>
+          <w:lang w:val="ru-RU"/>
+        </w:rPr>
+        <w:t xml:space="preserve">1 определяет исходную шкалу по суффиксу </w:t>
+      </w:r>
+      <w:r>
+        <w:t>K</w:t>
+      </w:r>
+      <w:r>
+        <w:rPr>
+          <w:lang w:val="ru-RU"/>
+        </w:rPr>
+        <w:t xml:space="preserve">, </w:t>
+      </w:r>
+      <w:r>
+        <w:t>C</w:t>
+      </w:r>
+      <w:r>
+        <w:rPr>
+          <w:lang w:val="ru-RU"/>
+        </w:rPr>
+        <w:t xml:space="preserve"> или </w:t>
+      </w:r>
+      <w:r>
+        <w:t>F</w:t>
+      </w:r>
+      <w:r>
+        <w:rPr>
+          <w:lang w:val="ru-RU"/>
+        </w:rPr>
+        <w:t>; число без суффикса считается температурой в градусах Цельсия. После проверки ввода сценарий переводит значение во все три шкалы. Листинг приведён в приложении В.</w:t>
       </w:r>
     </w:p>
     <w:p>
@@ -13388,8 +15383,38 @@
         </w:rPr>
       </w:pPr>
       <w:r>
+        <w:rPr>
+          <w:lang w:val="ru-RU"/>
+        </w:rPr>
         <w:lastRenderedPageBreak/>
-        <w:t>Преобразования для 100K, 100C, 100 и 100F показаны на рисунке 6.4.</w:t>
+        <w:t>Преобразования для 100</w:t>
+      </w:r>
+      <w:r>
+        <w:t>K</w:t>
+      </w:r>
+      <w:r>
+        <w:rPr>
+          <w:lang w:val="ru-RU"/>
+        </w:rPr>
+        <w:t>, 100</w:t>
+      </w:r>
+      <w:r>
+        <w:t>C</w:t>
+      </w:r>
+      <w:r>
+        <w:rPr>
+          <w:lang w:val="ru-RU"/>
+        </w:rPr>
+        <w:t>, 100 и 100</w:t>
+      </w:r>
+      <w:r>
+        <w:t>F</w:t>
+      </w:r>
+      <w:r>
+        <w:rPr>
+          <w:lang w:val="ru-RU"/>
+        </w:rPr>
+        <w:t xml:space="preserve"> показаны на рисунке 6.4.</w:t>
       </w:r>
     </w:p>
     <w:p>
@@ -13466,7 +15491,19 @@
         </w:rPr>
       </w:pPr>
       <w:r>
-        <w:t>Значение без суффикса обработано как 100 °C. Для остальных вариантов исходная шкала определена по последней букве ввода.</w:t>
+        <w:rPr>
+          <w:lang w:val="ru-RU"/>
+        </w:rPr>
+        <w:t>Значение без суффикса обработано как 100 °</w:t>
+      </w:r>
+      <w:r>
+        <w:t>C</w:t>
+      </w:r>
+      <w:r>
+        <w:rPr>
+          <w:lang w:val="ru-RU"/>
+        </w:rPr>
+        <w:t>. Для остальных вариантов исходная шкала определена по последней букве ввода.</w:t>
       </w:r>
     </w:p>
     <w:p>
@@ -13477,6 +15514,9 @@
         </w:rPr>
       </w:pPr>
       <w:r>
+        <w:rPr>
+          <w:lang w:val="ru-RU"/>
+        </w:rPr>
         <w:t>Некорректный суффикс, текст вместо числа и температура ниже абсолютного нуля проверены отдельно; сообщения сценария приведены на рисунке 6.5.</w:t>
       </w:r>
     </w:p>
@@ -13554,6 +15594,9 @@
         </w:rPr>
       </w:pPr>
       <w:r>
+        <w:rPr>
+          <w:lang w:val="ru-RU"/>
+        </w:rPr>
         <w:t>Каждый недопустимый ввод получает своё пояснение, поэтому причина отказа понятна из вывода консоли.</w:t>
       </w:r>
     </w:p>
@@ -13605,7 +15648,40 @@
         </w:rPr>
       </w:pPr>
       <w:r>
-        <w:t>path_stats.sh обходит уникальные каталоги PATH и считает в каждом обычные файлы с правом на исполнение и без него. В конце выводятся общие суммы; текст сценария приведён в приложении Г.</w:t>
+        <w:t>path</w:t>
+      </w:r>
+      <w:r>
+        <w:rPr>
+          <w:lang w:val="ru-RU"/>
+        </w:rPr>
+        <w:t>_</w:t>
+      </w:r>
+      <w:r>
+        <w:t>stats</w:t>
+      </w:r>
+      <w:r>
+        <w:rPr>
+          <w:lang w:val="ru-RU"/>
+        </w:rPr>
+        <w:t>.</w:t>
+      </w:r>
+      <w:r>
+        <w:t>sh</w:t>
+      </w:r>
+      <w:r>
+        <w:rPr>
+          <w:lang w:val="ru-RU"/>
+        </w:rPr>
+        <w:t xml:space="preserve"> обходит уникальные каталоги </w:t>
+      </w:r>
+      <w:r>
+        <w:t>PATH</w:t>
+      </w:r>
+      <w:r>
+        <w:rPr>
+          <w:lang w:val="ru-RU"/>
+        </w:rPr>
+        <w:t xml:space="preserve"> и считает в каждом обычные файлы с правом на исполнение и без него. В конце выводятся общие суммы; текст сценария приведён в приложении Г.</w:t>
       </w:r>
     </w:p>
     <w:p>
@@ -13616,6 +15692,9 @@
         </w:rPr>
       </w:pPr>
       <w:r>
+        <w:rPr>
+          <w:lang w:val="ru-RU"/>
+        </w:rPr>
         <w:t>Распределение файлов по каталогам и итоговые суммы приведены на рисунке 7.1.</w:t>
       </w:r>
     </w:p>
@@ -13696,7 +15775,19 @@
         </w:rPr>
       </w:pPr>
       <w:r>
-        <w:t>Число исполняемых файлов в разных каталогах заметно различается. Подсчёт неисполняемых файлов показывает, что не каждый файл в PATH может быть запущен как команда.</w:t>
+        <w:rPr>
+          <w:lang w:val="ru-RU"/>
+        </w:rPr>
+        <w:t xml:space="preserve">Число исполняемых файлов в разных каталогах заметно различается. Подсчёт неисполняемых файлов показывает, что не каждый файл в </w:t>
+      </w:r>
+      <w:r>
+        <w:t>PATH</w:t>
+      </w:r>
+      <w:r>
+        <w:rPr>
+          <w:lang w:val="ru-RU"/>
+        </w:rPr>
+        <w:t xml:space="preserve"> может быть запущен как команда.</w:t>
       </w:r>
     </w:p>
     <w:p>
@@ -13723,7 +15814,31 @@
         </w:rPr>
       </w:pPr>
       <w:r>
-        <w:t>tree_sizes.sh рекурсивно обходит каталог. Для каждого подкаталога он показывает количество файлов, а для файлов выводит размер в десятичных или двоичных единицах. Полный текст приведён в приложении Г.</w:t>
+        <w:t>tree</w:t>
+      </w:r>
+      <w:r>
+        <w:rPr>
+          <w:lang w:val="ru-RU"/>
+        </w:rPr>
+        <w:t>_</w:t>
+      </w:r>
+      <w:r>
+        <w:t>sizes</w:t>
+      </w:r>
+      <w:r>
+        <w:rPr>
+          <w:lang w:val="ru-RU"/>
+        </w:rPr>
+        <w:t>.</w:t>
+      </w:r>
+      <w:r>
+        <w:t>sh</w:t>
+      </w:r>
+      <w:r>
+        <w:rPr>
+          <w:lang w:val="ru-RU"/>
+        </w:rPr>
+        <w:t xml:space="preserve"> рекурсивно обходит каталог. Для каждого подкаталога он показывает количество файлов, а для файлов выводит размер в десятичных или двоичных единицах. Полный текст приведён в приложении Г.</w:t>
       </w:r>
     </w:p>
     <w:p>
@@ -13734,8 +15849,20 @@
         </w:rPr>
       </w:pPr>
       <w:r>
+        <w:rPr>
+          <w:lang w:val="ru-RU"/>
+        </w:rPr>
         <w:lastRenderedPageBreak/>
-        <w:t>Фрагмент дерева рабочего каталога OS2 с количеством файлов и размерами приведён на рисунке 7.2.</w:t>
+        <w:t xml:space="preserve">Фрагмент дерева рабочего каталога </w:t>
+      </w:r>
+      <w:r>
+        <w:t>OS</w:t>
+      </w:r>
+      <w:r>
+        <w:rPr>
+          <w:lang w:val="ru-RU"/>
+        </w:rPr>
+        <w:t>2 с количеством файлов и размерами приведён на рисунке 7.2.</w:t>
       </w:r>
     </w:p>
     <w:p>
@@ -13812,6 +15939,9 @@
         </w:rPr>
       </w:pPr>
       <w:r>
+        <w:rPr>
+          <w:lang w:val="ru-RU"/>
+        </w:rPr>
         <w:t>Отступы перед именами отражают вложенность. Рядом с каталогами указано число файлов, а рядом с файлами – размер в выбранной единице.</w:t>
       </w:r>
     </w:p>
@@ -13863,7 +15993,58 @@
         </w:rPr>
       </w:pPr>
       <w:r>
-        <w:t>process_monitor.ps1 обновляет экран с заданным интервалом, по умолчанию каждые 5 секунд. На каждом проходе он показывает время обновления, пять процессов с наибольшим накопленным CPU и пять процессов с наибольшим объёмом рабочей памяти. Остановить монитор можно сочетанием Ctrl+C.</w:t>
+        <w:t>process</w:t>
+      </w:r>
+      <w:r>
+        <w:rPr>
+          <w:lang w:val="ru-RU"/>
+        </w:rPr>
+        <w:t>_</w:t>
+      </w:r>
+      <w:r>
+        <w:t>monitor</w:t>
+      </w:r>
+      <w:r>
+        <w:rPr>
+          <w:lang w:val="ru-RU"/>
+        </w:rPr>
+        <w:t>.</w:t>
+      </w:r>
+      <w:r>
+        <w:t>ps</w:t>
+      </w:r>
+      <w:r>
+        <w:rPr>
+          <w:lang w:val="ru-RU"/>
+        </w:rPr>
+        <w:t xml:space="preserve">1 обновляет экран с заданным интервалом, по умолчанию каждые 5 секунд. На каждом проходе он показывает время обновления, пять процессов с наибольшим накопленным </w:t>
+      </w:r>
+      <w:r>
+        <w:t>CPU</w:t>
+      </w:r>
+      <w:r>
+        <w:rPr>
+          <w:lang w:val="ru-RU"/>
+        </w:rPr>
+        <w:t xml:space="preserve"> и пять процессов с наибольшим объёмом рабочей памяти. Остановить монитор можно сочетанием </w:t>
+      </w:r>
+      <w:r>
+        <w:t>Ctrl</w:t>
+      </w:r>
+      <w:r>
+        <w:rPr>
+          <w:lang w:val="ru-RU"/>
+        </w:rPr>
+        <w:t>+</w:t>
+      </w:r>
+      <w:r>
+        <w:t>C</w:t>
+      </w:r>
+      <w:r>
+        <w:rPr>
+          <w:lang w:val="ru-RU"/>
+        </w:rPr>
+        <w:t>.</w:t>
       </w:r>
     </w:p>
     <w:p>
@@ -13874,6 +16055,9 @@
         </w:rPr>
       </w:pPr>
       <w:r>
+        <w:rPr>
+          <w:lang w:val="ru-RU"/>
+        </w:rPr>
         <w:t>Работа монитора с интервалом по умолчанию показана на рисунке 8.1.</w:t>
       </w:r>
     </w:p>
@@ -13960,6 +16144,9 @@
         </w:rPr>
       </w:pPr>
       <w:r>
+        <w:rPr>
+          <w:lang w:val="ru-RU"/>
+        </w:rPr>
         <w:t>При очередном обновлении меняются временная метка и состав таблиц. По ним можно наблюдать текущую нагрузку без изменения сценария.</w:t>
       </w:r>
     </w:p>
@@ -13971,8 +16158,38 @@
         </w:rPr>
       </w:pPr>
       <w:r>
+        <w:rPr>
+          <w:lang w:val="ru-RU"/>
+        </w:rPr>
         <w:lastRenderedPageBreak/>
-        <w:t>Для проверки параметра -Interval монитор был запущен с периодом 2 секунды и затем остановлен сочетанием Ctrl+C (рисунок 8.2).</w:t>
+        <w:t>Для проверки параметра -</w:t>
+      </w:r>
+      <w:r>
+        <w:t>Interval</w:t>
+      </w:r>
+      <w:r>
+        <w:rPr>
+          <w:lang w:val="ru-RU"/>
+        </w:rPr>
+        <w:t xml:space="preserve"> монитор был запущен с периодом 2 секунды и затем остановлен сочетанием </w:t>
+      </w:r>
+      <w:r>
+        <w:t>Ctrl</w:t>
+      </w:r>
+      <w:r>
+        <w:rPr>
+          <w:lang w:val="ru-RU"/>
+        </w:rPr>
+        <w:t>+</w:t>
+      </w:r>
+      <w:r>
+        <w:t>C</w:t>
+      </w:r>
+      <w:r>
+        <w:rPr>
+          <w:lang w:val="ru-RU"/>
+        </w:rPr>
+        <w:t xml:space="preserve"> (рисунок 8.2).</w:t>
       </w:r>
     </w:p>
     <w:p>
@@ -14061,6 +16278,9 @@
         </w:rPr>
       </w:pPr>
       <w:r>
+        <w:rPr>
+          <w:lang w:val="ru-RU"/>
+        </w:rPr>
         <w:t>Период обновления изменился после передачи аргумента; исходный текст сценария при этом не редактировался.</w:t>
       </w:r>
     </w:p>
@@ -14094,7 +16314,58 @@
         </w:rPr>
       </w:pPr>
       <w:r>
-        <w:t>process_monitor.sh использует ps для двух выборок: по проценту CPU и по резидентной памяти. Между обновлениями он ждёт указанное число секунд, а терминал очищает командой clear. Листинги обоих мониторов приведены в приложениях В и Г.</w:t>
+        <w:t>process</w:t>
+      </w:r>
+      <w:r>
+        <w:rPr>
+          <w:lang w:val="ru-RU"/>
+        </w:rPr>
+        <w:t>_</w:t>
+      </w:r>
+      <w:r>
+        <w:t>monitor</w:t>
+      </w:r>
+      <w:r>
+        <w:rPr>
+          <w:lang w:val="ru-RU"/>
+        </w:rPr>
+        <w:t>.</w:t>
+      </w:r>
+      <w:r>
+        <w:t>sh</w:t>
+      </w:r>
+      <w:r>
+        <w:rPr>
+          <w:lang w:val="ru-RU"/>
+        </w:rPr>
+        <w:t xml:space="preserve"> использует </w:t>
+      </w:r>
+      <w:r>
+        <w:t>ps</w:t>
+      </w:r>
+      <w:r>
+        <w:rPr>
+          <w:lang w:val="ru-RU"/>
+        </w:rPr>
+        <w:t xml:space="preserve"> для двух выборок: по проценту </w:t>
+      </w:r>
+      <w:r>
+        <w:t>CPU</w:t>
+      </w:r>
+      <w:r>
+        <w:rPr>
+          <w:lang w:val="ru-RU"/>
+        </w:rPr>
+        <w:t xml:space="preserve"> и по резидентной памяти. Между обновлениями он ждёт указанное число секунд, а терминал очищает командой </w:t>
+      </w:r>
+      <w:r>
+        <w:t>clear</w:t>
+      </w:r>
+      <w:r>
+        <w:rPr>
+          <w:lang w:val="ru-RU"/>
+        </w:rPr>
+        <w:t>. Листинги обоих мониторов приведены в приложениях В и Г.</w:t>
       </w:r>
     </w:p>
     <w:p>
@@ -14105,8 +16376,20 @@
         </w:rPr>
       </w:pPr>
       <w:r>
+        <w:rPr>
+          <w:lang w:val="ru-RU"/>
+        </w:rPr>
         <w:lastRenderedPageBreak/>
-        <w:t>Сначала монитор запущен с интервалом по умолчанию 5 секунд. Полученные списки процессов приведены на рисунке 8.3.</w:t>
+        <w:t xml:space="preserve">Сначала монитор запущен с интервалом по умолчанию </w:t>
+      </w:r>
+      <w:r>
+        <w:t xml:space="preserve">5 секунд. </w:t>
+      </w:r>
+      <w:r>
+        <w:rPr>
+          <w:lang w:val="ru-RU"/>
+        </w:rPr>
+        <w:t>Полученные списки процессов приведены на рисунке 8.3.</w:t>
       </w:r>
     </w:p>
     <w:p>
@@ -14164,17 +16447,55 @@
         <w:spacing w:after="280"/>
         <w:ind w:firstLine="0"/>
         <w:jc w:val="center"/>
-      </w:pPr>
-      <w:r>
-        <w:t>Рисунок 8.3 – Монитор процессов Linux с интервалом 5 с</w:t>
-      </w:r>
-    </w:p>
-    <w:p>
-      <w:r>
-        <w:t xml:space="preserve">На </w:t>
-      </w:r>
-      <w:r>
-        <w:t>экране видны время обновления и две выборки из ps: процессы с наибольшей загрузкой CPU и с наибольшим объёмом памяти.</w:t>
+        <w:rPr>
+          <w:lang w:val="ru-RU"/>
+        </w:rPr>
+      </w:pPr>
+      <w:r>
+        <w:rPr>
+          <w:lang w:val="ru-RU"/>
+        </w:rPr>
+        <w:t xml:space="preserve">Рисунок 8.3 – Монитор процессов </w:t>
+      </w:r>
+      <w:r>
+        <w:t>Linux</w:t>
+      </w:r>
+      <w:r>
+        <w:rPr>
+          <w:lang w:val="ru-RU"/>
+        </w:rPr>
+        <w:t xml:space="preserve"> с интервалом 5 с</w:t>
+      </w:r>
+    </w:p>
+    <w:p>
+      <w:pPr>
+        <w:rPr>
+          <w:lang w:val="ru-RU"/>
+        </w:rPr>
+      </w:pPr>
+      <w:r>
+        <w:rPr>
+          <w:lang w:val="ru-RU"/>
+        </w:rPr>
+        <w:t xml:space="preserve">На экране видны время обновления и две выборки из </w:t>
+      </w:r>
+      <w:r>
+        <w:t>ps</w:t>
+      </w:r>
+      <w:r>
+        <w:rPr>
+          <w:lang w:val="ru-RU"/>
+        </w:rPr>
+        <w:t xml:space="preserve">: процессы с наибольшей загрузкой </w:t>
+      </w:r>
+      <w:r>
+        <w:t>CPU</w:t>
+      </w:r>
+      <w:r>
+        <w:rPr>
+          <w:lang w:val="ru-RU"/>
+        </w:rPr>
+        <w:t xml:space="preserve"> и с наибольшим объёмом памяти.</w:t>
       </w:r>
     </w:p>
     <w:p>
@@ -14182,8 +16503,23 @@
         <w:keepNext/>
       </w:pPr>
       <w:r>
+        <w:rPr>
+          <w:lang w:val="ru-RU"/>
+        </w:rPr>
         <w:lastRenderedPageBreak/>
-        <w:t>При передаче параметра -Interval 2 период обновления сокращён до двух секунд. Вывод этого запуска приведён на рисунке 8.4.</w:t>
+        <w:t>При передаче параметра -</w:t>
+      </w:r>
+      <w:r>
+        <w:t>Interval</w:t>
+      </w:r>
+      <w:r>
+        <w:rPr>
+          <w:lang w:val="ru-RU"/>
+        </w:rPr>
+        <w:t xml:space="preserve"> 2 период обновления сокращён до двух секунд. </w:t>
+      </w:r>
+      <w:r>
+        <w:t>Вывод этого запуска приведён на рисунке 8.4.</w:t>
       </w:r>
     </w:p>
     <w:p>
@@ -14247,17 +16583,59 @@
         </w:rPr>
       </w:pPr>
       <w:r>
-        <w:t>Рисунок 8.4 – Монитор процессов Linux с интервалом 2 с</w:t>
-      </w:r>
-    </w:p>
-    <w:p>
-      <w:pPr>
-        <w:rPr>
-          <w:lang w:val="ru-RU"/>
-        </w:rPr>
-      </w:pPr>
-      <w:r>
-        <w:t>В обоих режимах сохраняются отдельные списки по CPU и памяти. После Ctrl+C управление возвращается оболочке.</w:t>
+        <w:rPr>
+          <w:lang w:val="ru-RU"/>
+        </w:rPr>
+        <w:t xml:space="preserve">Рисунок 8.4 – Монитор процессов </w:t>
+      </w:r>
+      <w:r>
+        <w:t>Linux</w:t>
+      </w:r>
+      <w:r>
+        <w:rPr>
+          <w:lang w:val="ru-RU"/>
+        </w:rPr>
+        <w:t xml:space="preserve"> с интервалом 2 с</w:t>
+      </w:r>
+    </w:p>
+    <w:p>
+      <w:pPr>
+        <w:rPr>
+          <w:lang w:val="ru-RU"/>
+        </w:rPr>
+      </w:pPr>
+      <w:r>
+        <w:rPr>
+          <w:lang w:val="ru-RU"/>
+        </w:rPr>
+        <w:t xml:space="preserve">В обоих режимах сохраняются отдельные списки по </w:t>
+      </w:r>
+      <w:r>
+        <w:t>CPU</w:t>
+      </w:r>
+      <w:r>
+        <w:rPr>
+          <w:lang w:val="ru-RU"/>
+        </w:rPr>
+        <w:t xml:space="preserve"> и памяти. После </w:t>
+      </w:r>
+      <w:r>
+        <w:t>Ctrl</w:t>
+      </w:r>
+      <w:r>
+        <w:rPr>
+          <w:lang w:val="ru-RU"/>
+        </w:rPr>
+        <w:t>+</w:t>
+      </w:r>
+      <w:r>
+        <w:t>C</w:t>
+      </w:r>
+      <w:r>
+        <w:rPr>
+          <w:lang w:val="ru-RU"/>
+        </w:rPr>
+        <w:t xml:space="preserve"> управление возвращается оболочке.</w:t>
       </w:r>
     </w:p>
     <w:p>
@@ -14302,16 +16680,103 @@
         </w:rPr>
       </w:pPr>
       <w:r>
-        <w:t>Исходный код PowerShell изучен по официальному репозиторию PowerShell/PowerShell. В src находятся движок System.Management.Automation, сборки стандартных командлетов и точка входа оболочки. Командлеты представлены классами .NET; их параметры задаются свойствами с атрибутом Parameter, а основная обработка часто выполняется в ProcessRecord.</w:t>
-      </w:r>
-    </w:p>
-    <w:p>
-      <w:pPr>
-        <w:rPr>
-          <w:lang w:val="ru-RU"/>
-        </w:rPr>
-      </w:pPr>
-      <w:r>
+        <w:rPr>
+          <w:lang w:val="ru-RU"/>
+        </w:rPr>
+        <w:t xml:space="preserve">Исходный код </w:t>
+      </w:r>
+      <w:r>
+        <w:t>PowerShell</w:t>
+      </w:r>
+      <w:r>
+        <w:rPr>
+          <w:lang w:val="ru-RU"/>
+        </w:rPr>
+        <w:t xml:space="preserve"> изучен по официальному репозиторию </w:t>
+      </w:r>
+      <w:r>
+        <w:t xml:space="preserve">PowerShell/PowerShell. </w:t>
+      </w:r>
+      <w:r>
+        <w:rPr>
+          <w:lang w:val="ru-RU"/>
+        </w:rPr>
+        <w:t xml:space="preserve">В </w:t>
+      </w:r>
+      <w:r>
+        <w:t>src</w:t>
+      </w:r>
+      <w:r>
+        <w:rPr>
+          <w:lang w:val="ru-RU"/>
+        </w:rPr>
+        <w:t xml:space="preserve"> находятся движок </w:t>
+      </w:r>
+      <w:r>
+        <w:t>System</w:t>
+      </w:r>
+      <w:r>
+        <w:rPr>
+          <w:lang w:val="ru-RU"/>
+        </w:rPr>
+        <w:t>.</w:t>
+      </w:r>
+      <w:r>
+        <w:t>Management</w:t>
+      </w:r>
+      <w:r>
+        <w:rPr>
+          <w:lang w:val="ru-RU"/>
+        </w:rPr>
+        <w:t>.</w:t>
+      </w:r>
+      <w:r>
+        <w:t>Automation</w:t>
+      </w:r>
+      <w:r>
+        <w:rPr>
+          <w:lang w:val="ru-RU"/>
+        </w:rPr>
+        <w:t>, сборки стандартных командлетов и точка входа оболочки. Командлеты представлены классами .</w:t>
+      </w:r>
+      <w:r>
+        <w:t>NET</w:t>
+      </w:r>
+      <w:r>
+        <w:rPr>
+          <w:lang w:val="ru-RU"/>
+        </w:rPr>
+        <w:t xml:space="preserve">; их параметры задаются свойствами с атрибутом </w:t>
+      </w:r>
+      <w:r>
+        <w:t>Parameter</w:t>
+      </w:r>
+      <w:r>
+        <w:rPr>
+          <w:lang w:val="ru-RU"/>
+        </w:rPr>
+        <w:t xml:space="preserve">, а основная обработка часто выполняется в </w:t>
+      </w:r>
+      <w:r>
+        <w:t>ProcessRecord</w:t>
+      </w:r>
+      <w:r>
+        <w:rPr>
+          <w:lang w:val="ru-RU"/>
+        </w:rPr>
+        <w:t>.</w:t>
+      </w:r>
+    </w:p>
+    <w:p>
+      <w:pPr>
+        <w:rPr>
+          <w:lang w:val="ru-RU"/>
+        </w:rPr>
+      </w:pPr>
+      <w:r>
+        <w:rPr>
+          <w:lang w:val="ru-RU"/>
+        </w:rPr>
         <w:t>Команды для получения исходного кода и первой сборки собраны в таблице 9.1.</w:t>
       </w:r>
     </w:p>
@@ -14723,7 +17188,28 @@
         </w:rPr>
       </w:pPr>
       <w:r>
-        <w:t>После получения репозитория проверены его основные каталоги, файл build.psm1 и текущая ревизия.</w:t>
+        <w:rPr>
+          <w:lang w:val="ru-RU"/>
+        </w:rPr>
+        <w:t xml:space="preserve">После получения репозитория проверены его основные каталоги, файл </w:t>
+      </w:r>
+      <w:r>
+        <w:t>build</w:t>
+      </w:r>
+      <w:r>
+        <w:rPr>
+          <w:lang w:val="ru-RU"/>
+        </w:rPr>
+        <w:t>.</w:t>
+      </w:r>
+      <w:r>
+        <w:t>psm</w:t>
+      </w:r>
+      <w:r>
+        <w:rPr>
+          <w:lang w:val="ru-RU"/>
+        </w:rPr>
+        <w:t>1 и текущая ревизия.</w:t>
       </w:r>
     </w:p>
     <w:p>
@@ -14734,8 +17220,38 @@
         </w:rPr>
       </w:pPr>
       <w:r>
+        <w:rPr>
+          <w:lang w:val="ru-RU"/>
+        </w:rPr>
         <w:lastRenderedPageBreak/>
-        <w:t>Расположение src, test и tools вместе с файлами сборки показано на рисунке 9.1.</w:t>
+        <w:t xml:space="preserve">Расположение </w:t>
+      </w:r>
+      <w:r>
+        <w:t>src</w:t>
+      </w:r>
+      <w:r>
+        <w:rPr>
+          <w:lang w:val="ru-RU"/>
+        </w:rPr>
+        <w:t xml:space="preserve">, </w:t>
+      </w:r>
+      <w:r>
+        <w:t>test</w:t>
+      </w:r>
+      <w:r>
+        <w:rPr>
+          <w:lang w:val="ru-RU"/>
+        </w:rPr>
+        <w:t xml:space="preserve"> и </w:t>
+      </w:r>
+      <w:r>
+        <w:t>tools</w:t>
+      </w:r>
+      <w:r>
+        <w:rPr>
+          <w:lang w:val="ru-RU"/>
+        </w:rPr>
+        <w:t xml:space="preserve"> вместе с файлами сборки показано на рисунке 9.1.</w:t>
       </w:r>
     </w:p>
     <w:p>
@@ -14815,6 +17331,9 @@
         </w:rPr>
       </w:pPr>
       <w:r>
+        <w:rPr>
+          <w:lang w:val="ru-RU"/>
+        </w:rPr>
         <w:t>Так была определена рабочая область, в которой расположен проект стандартных командлетов и куда добавляется новый исходный файл.</w:t>
       </w:r>
     </w:p>
@@ -14861,7 +17380,58 @@
         </w:rPr>
       </w:pPr>
       <w:r>
-        <w:t>Print-OsUser реализован как класс PSCmdlet. Переключатели Full и Teacher объявлены через SwitchParameter и могут применяться отдельно либо совместно. Код класса приведён в приложении Д.</w:t>
+        <w:t>Print</w:t>
+      </w:r>
+      <w:r>
+        <w:rPr>
+          <w:lang w:val="ru-RU"/>
+        </w:rPr>
+        <w:t>-</w:t>
+      </w:r>
+      <w:r>
+        <w:t>OsUser</w:t>
+      </w:r>
+      <w:r>
+        <w:rPr>
+          <w:lang w:val="ru-RU"/>
+        </w:rPr>
+        <w:t xml:space="preserve"> реализован как класс </w:t>
+      </w:r>
+      <w:r>
+        <w:t>PSCmdlet</w:t>
+      </w:r>
+      <w:r>
+        <w:rPr>
+          <w:lang w:val="ru-RU"/>
+        </w:rPr>
+        <w:t xml:space="preserve">. Переключатели </w:t>
+      </w:r>
+      <w:r>
+        <w:t>Full</w:t>
+      </w:r>
+      <w:r>
+        <w:rPr>
+          <w:lang w:val="ru-RU"/>
+        </w:rPr>
+        <w:t xml:space="preserve"> и </w:t>
+      </w:r>
+      <w:r>
+        <w:t>Teacher</w:t>
+      </w:r>
+      <w:r>
+        <w:rPr>
+          <w:lang w:val="ru-RU"/>
+        </w:rPr>
+        <w:t xml:space="preserve"> объявлены через </w:t>
+      </w:r>
+      <w:r>
+        <w:t>SwitchParameter</w:t>
+      </w:r>
+      <w:r>
+        <w:rPr>
+          <w:lang w:val="ru-RU"/>
+        </w:rPr>
+        <w:t xml:space="preserve"> и могут применяться отдельно либо совместно. Код класса приведён в приложении Д.</w:t>
       </w:r>
     </w:p>
     <w:p>
@@ -14872,7 +17442,9 @@
         </w:rPr>
       </w:pPr>
       <w:r>
-        <w:lastRenderedPageBreak/>
+        <w:rPr>
+          <w:lang w:val="ru-RU"/>
+        </w:rPr>
         <w:t>Расположение нового файла и его включение в проект показаны двумя фрагментами на рисунке 9.2.</w:t>
       </w:r>
     </w:p>
@@ -14889,10 +17461,10 @@
           <w:noProof/>
         </w:rPr>
         <w:drawing>
-          <wp:inline distT="0" distB="0" distL="0" distR="0" wp14:anchorId="29030F8A" wp14:editId="7577FB45">
-            <wp:extent cx="5580000" cy="4423440"/>
+          <wp:inline distT="0" distB="0" distL="0" distR="0" wp14:anchorId="16EF739D" wp14:editId="7B331716">
+            <wp:extent cx="5580000" cy="1245435"/>
             <wp:effectExtent l="0" t="0" r="1905" b="0"/>
-            <wp:docPr id="84" name="Рисунок 84"/>
+            <wp:docPr id="85" name="Рисунок 85"/>
             <wp:cNvGraphicFramePr>
               <a:graphicFrameLocks xmlns:a="http://schemas.openxmlformats.org/drawingml/2006/main" noChangeAspect="1"/>
             </wp:cNvGraphicFramePr>
@@ -14912,7 +17484,7 @@
                   <pic:spPr>
                     <a:xfrm>
                       <a:off x="0" y="0"/>
-                      <a:ext cx="5580000" cy="4423440"/>
+                      <a:ext cx="5580000" cy="1245435"/>
                     </a:xfrm>
                     <a:prstGeom prst="rect">
                       <a:avLst/>
@@ -14929,6 +17501,117 @@
       <w:pPr>
         <w:keepNext/>
         <w:keepLines/>
+        <w:spacing w:after="280"/>
+        <w:ind w:firstLine="0"/>
+        <w:jc w:val="center"/>
+        <w:rPr>
+          <w:lang w:val="ru-RU"/>
+        </w:rPr>
+      </w:pPr>
+      <w:r>
+        <w:rPr>
+          <w:lang w:val="ru-RU"/>
+        </w:rPr>
+        <w:t xml:space="preserve">Рисунок 9.2 – </w:t>
+      </w:r>
+      <w:r>
+        <w:rPr>
+          <w:lang w:val="ru-RU"/>
+        </w:rPr>
+        <w:t xml:space="preserve">Подключение </w:t>
+      </w:r>
+      <w:r>
+        <w:rPr>
+          <w:lang w:val="ru-RU"/>
+        </w:rPr>
+        <w:t>Print-OsUser к сборке</w:t>
+      </w:r>
+    </w:p>
+    <w:p>
+      <w:pPr>
+        <w:rPr>
+          <w:lang w:val="ru-RU"/>
+        </w:rPr>
+      </w:pPr>
+      <w:r>
+        <w:rPr>
+          <w:lang w:val="ru-RU"/>
+        </w:rPr>
+        <w:t xml:space="preserve">В исходнике видны атрибуты </w:t>
+      </w:r>
+      <w:r>
+        <w:t>Cmdlet</w:t>
+      </w:r>
+      <w:r>
+        <w:rPr>
+          <w:lang w:val="ru-RU"/>
+        </w:rPr>
+        <w:t xml:space="preserve"> и </w:t>
+      </w:r>
+      <w:r>
+        <w:t>Parameter</w:t>
+      </w:r>
+      <w:r>
+        <w:rPr>
+          <w:lang w:val="ru-RU"/>
+        </w:rPr>
+        <w:t>. Второй фрагмент показывает, что файл участвует в сборке модуля.</w:t>
+      </w:r>
+    </w:p>
+    <w:p>
+      <w:pPr>
+        <w:pStyle w:val="21"/>
+        <w:rPr>
+          <w:lang w:val="ru-RU"/>
+        </w:rPr>
+      </w:pPr>
+      <w:bookmarkStart w:id="34" w:name="_Toc242362231"/>
+      <w:r>
+        <w:rPr>
+          <w:rFonts w:eastAsia="Times New Roman"/>
+          <w:lang w:val="ru-RU"/>
+        </w:rPr>
+        <w:lastRenderedPageBreak/>
+        <w:t>9.3 Сборка и проверка изменённой оболочки</w:t>
+      </w:r>
+      <w:bookmarkEnd w:id="34"/>
+    </w:p>
+    <w:p>
+      <w:pPr>
+        <w:keepNext/>
+        <w:rPr>
+          <w:lang w:val="ru-RU"/>
+        </w:rPr>
+      </w:pPr>
+      <w:r>
+        <w:rPr>
+          <w:lang w:val="ru-RU"/>
+        </w:rPr>
+        <w:t xml:space="preserve">После внесения изменений </w:t>
+      </w:r>
+      <w:r>
+        <w:t>PowerShell</w:t>
+      </w:r>
+      <w:r>
+        <w:rPr>
+          <w:lang w:val="ru-RU"/>
+        </w:rPr>
+        <w:t xml:space="preserve"> собран повторно. Завершение сборки и путь к запущенному </w:t>
+      </w:r>
+      <w:r>
+        <w:t>pwsh</w:t>
+      </w:r>
+      <w:r>
+        <w:rPr>
+          <w:lang w:val="ru-RU"/>
+        </w:rPr>
+        <w:t xml:space="preserve"> приведены на рисунке 9.3.</w:t>
+      </w:r>
+    </w:p>
+    <w:p>
+      <w:pPr>
+        <w:keepNext/>
+        <w:keepLines/>
         <w:spacing w:before="280"/>
         <w:ind w:firstLine="0"/>
         <w:jc w:val="center"/>
@@ -14938,10 +17621,10 @@
           <w:noProof/>
         </w:rPr>
         <w:drawing>
-          <wp:inline distT="0" distB="0" distL="0" distR="0" wp14:anchorId="16EF739D" wp14:editId="7B331716">
-            <wp:extent cx="5580000" cy="1245435"/>
-            <wp:effectExtent l="0" t="0" r="1905" b="0"/>
-            <wp:docPr id="85" name="Рисунок 85"/>
+          <wp:inline distT="0" distB="0" distL="0" distR="0" wp14:anchorId="7209AB03" wp14:editId="77F29463">
+            <wp:extent cx="5580000" cy="1729770"/>
+            <wp:effectExtent l="0" t="0" r="1905" b="3810"/>
+            <wp:docPr id="87" name="Рисунок 87"/>
             <wp:cNvGraphicFramePr>
               <a:graphicFrameLocks xmlns:a="http://schemas.openxmlformats.org/drawingml/2006/main" noChangeAspect="1"/>
             </wp:cNvGraphicFramePr>
@@ -14961,111 +17644,6 @@
                   <pic:spPr>
                     <a:xfrm>
                       <a:off x="0" y="0"/>
-                      <a:ext cx="5580000" cy="1245435"/>
-                    </a:xfrm>
-                    <a:prstGeom prst="rect">
-                      <a:avLst/>
-                    </a:prstGeom>
-                  </pic:spPr>
-                </pic:pic>
-              </a:graphicData>
-            </a:graphic>
-          </wp:inline>
-        </w:drawing>
-      </w:r>
-    </w:p>
-    <w:p>
-      <w:pPr>
-        <w:keepNext/>
-        <w:keepLines/>
-        <w:spacing w:after="280"/>
-        <w:ind w:firstLine="0"/>
-        <w:jc w:val="center"/>
-        <w:rPr>
-          <w:lang w:val="ru-RU"/>
-        </w:rPr>
-      </w:pPr>
-      <w:r>
-        <w:rPr>
-          <w:lang w:val="ru-RU"/>
-        </w:rPr>
-        <w:t>Рисунок 9.2 – Исходный код Print-OsUser (верхний снимок) и его подключение к сборке (нижний снимок)</w:t>
-      </w:r>
-    </w:p>
-    <w:p>
-      <w:pPr>
-        <w:rPr>
-          <w:lang w:val="ru-RU"/>
-        </w:rPr>
-      </w:pPr>
-      <w:r>
-        <w:t>В исходнике видны атрибуты Cmdlet и Parameter. Второй фрагмент показывает, что файл участвует в сборке модуля.</w:t>
-      </w:r>
-    </w:p>
-    <w:p>
-      <w:pPr>
-        <w:pStyle w:val="21"/>
-        <w:rPr>
-          <w:lang w:val="ru-RU"/>
-        </w:rPr>
-      </w:pPr>
-      <w:bookmarkStart w:id="34" w:name="_Toc242362231"/>
-      <w:r>
-        <w:rPr>
-          <w:rFonts w:eastAsia="Times New Roman"/>
-        </w:rPr>
-        <w:lastRenderedPageBreak/>
-        <w:t>9.3 Сборка и проверка изменённой оболочки</w:t>
-      </w:r>
-      <w:bookmarkEnd w:id="34"/>
-    </w:p>
-    <w:p>
-      <w:pPr>
-        <w:keepNext/>
-        <w:rPr>
-          <w:lang w:val="ru-RU"/>
-        </w:rPr>
-      </w:pPr>
-      <w:r>
-        <w:t>После внесения изменений PowerShell собран повторно. Завершение сборки и путь к запущенному pwsh приведены на рисунке 9.3.</w:t>
-      </w:r>
-    </w:p>
-    <w:p>
-      <w:pPr>
-        <w:keepNext/>
-        <w:keepLines/>
-        <w:spacing w:before="280"/>
-        <w:ind w:firstLine="0"/>
-        <w:jc w:val="center"/>
-      </w:pPr>
-      <w:r>
-        <w:rPr>
-          <w:noProof/>
-        </w:rPr>
-        <w:drawing>
-          <wp:inline distT="0" distB="0" distL="0" distR="0" wp14:anchorId="7209AB03" wp14:editId="77F29463">
-            <wp:extent cx="5580000" cy="1729770"/>
-            <wp:effectExtent l="0" t="0" r="1905" b="3810"/>
-            <wp:docPr id="87" name="Рисунок 87"/>
-            <wp:cNvGraphicFramePr>
-              <a:graphicFrameLocks xmlns:a="http://schemas.openxmlformats.org/drawingml/2006/main" noChangeAspect="1"/>
-            </wp:cNvGraphicFramePr>
-            <a:graphic xmlns:a="http://schemas.openxmlformats.org/drawingml/2006/main">
-              <a:graphicData uri="http://schemas.openxmlformats.org/drawingml/2006/picture">
-                <pic:pic xmlns:pic="http://schemas.openxmlformats.org/drawingml/2006/picture">
-                  <pic:nvPicPr>
-                    <pic:cNvPr id="1" name=""/>
-                    <pic:cNvPicPr/>
-                  </pic:nvPicPr>
-                  <pic:blipFill>
-                    <a:blip r:embed="rId51"/>
-                    <a:stretch>
-                      <a:fillRect/>
-                    </a:stretch>
-                  </pic:blipFill>
-                  <pic:spPr>
-                    <a:xfrm>
-                      <a:off x="0" y="0"/>
                       <a:ext cx="5580000" cy="1729770"/>
                     </a:xfrm>
                     <a:prstGeom prst="rect">
@@ -15107,7 +17685,28 @@
         </w:rPr>
       </w:pPr>
       <w:r>
-        <w:t>Команды выполнялись в экземпляре pwsh из каталога сборки, а не в установленной системе версии PowerShell.</w:t>
+        <w:rPr>
+          <w:lang w:val="ru-RU"/>
+        </w:rPr>
+        <w:t xml:space="preserve">Команды выполнялись в экземпляре </w:t>
+      </w:r>
+      <w:r>
+        <w:t>pwsh</w:t>
+      </w:r>
+      <w:r>
+        <w:rPr>
+          <w:lang w:val="ru-RU"/>
+        </w:rPr>
+        <w:t xml:space="preserve"> из каталога сборки, а не в установленной системе версии </w:t>
+      </w:r>
+      <w:r>
+        <w:t>PowerShell</w:t>
+      </w:r>
+      <w:r>
+        <w:rPr>
+          <w:lang w:val="ru-RU"/>
+        </w:rPr>
+        <w:t>.</w:t>
       </w:r>
     </w:p>
     <w:p>
@@ -15118,7 +17717,40 @@
         </w:rPr>
       </w:pPr>
       <w:r>
-        <w:t>Сначала Print-OsUser вызван без параметров и с переключателем -Full. Вывод показан на рисунке 9.4.</w:t>
+        <w:rPr>
+          <w:lang w:val="ru-RU"/>
+        </w:rPr>
+        <w:t xml:space="preserve">Сначала </w:t>
+      </w:r>
+      <w:r>
+        <w:t>Print</w:t>
+      </w:r>
+      <w:r>
+        <w:rPr>
+          <w:lang w:val="ru-RU"/>
+        </w:rPr>
+        <w:t>-</w:t>
+      </w:r>
+      <w:r>
+        <w:t>OsUser</w:t>
+      </w:r>
+      <w:r>
+        <w:rPr>
+          <w:lang w:val="ru-RU"/>
+        </w:rPr>
+        <w:t xml:space="preserve"> вызван без параметров и с переключателем -</w:t>
+      </w:r>
+      <w:r>
+        <w:t>Full</w:t>
+      </w:r>
+      <w:r>
+        <w:rPr>
+          <w:lang w:val="ru-RU"/>
+        </w:rPr>
+        <w:t xml:space="preserve">. </w:t>
+      </w:r>
+      <w:r>
+        <w:t>Вывод показан на рисунке 9.4.</w:t>
       </w:r>
     </w:p>
     <w:p>
@@ -15149,7 +17781,7 @@
                     <pic:cNvPicPr/>
                   </pic:nvPicPr>
                   <pic:blipFill>
-                    <a:blip r:embed="rId52"/>
+                    <a:blip r:embed="rId51"/>
                     <a:stretch>
                       <a:fillRect/>
                     </a:stretch>
@@ -15216,7 +17848,19 @@
         </w:rPr>
       </w:pPr>
       <w:r>
-        <w:t>Без параметров команда выводит имя пользователя. Переключатель -Full добавляет полное имя.</w:t>
+        <w:rPr>
+          <w:lang w:val="ru-RU"/>
+        </w:rPr>
+        <w:t>Без параметров команда выводит имя пользователя. Переключатель -</w:t>
+      </w:r>
+      <w:r>
+        <w:t>Full</w:t>
+      </w:r>
+      <w:r>
+        <w:rPr>
+          <w:lang w:val="ru-RU"/>
+        </w:rPr>
+        <w:t xml:space="preserve"> добавляет полное имя.</w:t>
       </w:r>
     </w:p>
     <w:p>
@@ -15227,8 +17871,20 @@
         </w:rPr>
       </w:pPr>
       <w:r>
+        <w:rPr>
+          <w:lang w:val="ru-RU"/>
+        </w:rPr>
         <w:lastRenderedPageBreak/>
-        <w:t>Действие -Teacher и совместная работа двух переключателей проверены отдельно (рисунок 9.5).</w:t>
+        <w:t>Действие -</w:t>
+      </w:r>
+      <w:r>
+        <w:t>Teacher</w:t>
+      </w:r>
+      <w:r>
+        <w:rPr>
+          <w:lang w:val="ru-RU"/>
+        </w:rPr>
+        <w:t xml:space="preserve"> и совместная работа двух переключателей проверены отдельно (рисунок 9.5).</w:t>
       </w:r>
     </w:p>
     <w:p>
@@ -15259,7 +17915,7 @@
                     <pic:cNvPicPr/>
                   </pic:nvPicPr>
                   <pic:blipFill>
-                    <a:blip r:embed="rId53"/>
+                    <a:blip r:embed="rId52"/>
                     <a:stretch>
                       <a:fillRect/>
                     </a:stretch>
@@ -15332,6 +17988,9 @@
         </w:rPr>
       </w:pPr>
       <w:r>
+        <w:rPr>
+          <w:lang w:val="ru-RU"/>
+        </w:rPr>
         <w:t>Оба дополнительных режима работают независимо от порядка указания параметров; при совместном вызове выводятся обе дополнительные строки.</w:t>
       </w:r>
     </w:p>
@@ -15377,17 +18036,131 @@
         </w:rPr>
       </w:pPr>
       <w:r>
-        <w:t>В Bash встроенная команда выполняется внутри процесса оболочки. Её описание находится в файле .def каталога builtins; утилита mkbuiltins преобразует его в C-код и таблицы регистрации. Аргументы поступают как WORD_LIST, а результат возвращается через EXECUTION_SUCCESS или EXECUTION_FAILURE.</w:t>
-      </w:r>
-    </w:p>
-    <w:p>
-      <w:pPr>
-        <w:rPr>
-          <w:lang w:val="ru-RU"/>
-        </w:rPr>
-      </w:pPr>
-      <w:r>
-        <w:t>Команды получения исходного кода и сборки Bash приведены в таблице 10.1.</w:t>
+        <w:rPr>
+          <w:lang w:val="ru-RU"/>
+        </w:rPr>
+        <w:t xml:space="preserve">В </w:t>
+      </w:r>
+      <w:r>
+        <w:t>Bash</w:t>
+      </w:r>
+      <w:r>
+        <w:rPr>
+          <w:lang w:val="ru-RU"/>
+        </w:rPr>
+        <w:t xml:space="preserve"> встроенная команда выполняется внутри процесса оболочки. Её описание находится в файле .</w:t>
+      </w:r>
+      <w:r>
+        <w:t>def</w:t>
+      </w:r>
+      <w:r>
+        <w:rPr>
+          <w:lang w:val="ru-RU"/>
+        </w:rPr>
+        <w:t xml:space="preserve"> каталога </w:t>
+      </w:r>
+      <w:r>
+        <w:t>builtins</w:t>
+      </w:r>
+      <w:r>
+        <w:rPr>
+          <w:lang w:val="ru-RU"/>
+        </w:rPr>
+        <w:t xml:space="preserve">; утилита </w:t>
+      </w:r>
+      <w:r>
+        <w:t>mkbuiltins</w:t>
+      </w:r>
+      <w:r>
+        <w:rPr>
+          <w:lang w:val="ru-RU"/>
+        </w:rPr>
+        <w:t xml:space="preserve"> преобразует его в </w:t>
+      </w:r>
+      <w:r>
+        <w:t>C</w:t>
+      </w:r>
+      <w:r>
+        <w:rPr>
+          <w:lang w:val="ru-RU"/>
+        </w:rPr>
+        <w:t xml:space="preserve">-код и таблицы регистрации. Аргументы поступают как </w:t>
+      </w:r>
+      <w:r>
+        <w:t>WORD</w:t>
+      </w:r>
+      <w:r>
+        <w:rPr>
+          <w:lang w:val="ru-RU"/>
+        </w:rPr>
+        <w:t>_</w:t>
+      </w:r>
+      <w:r>
+        <w:t>LIST</w:t>
+      </w:r>
+      <w:r>
+        <w:rPr>
+          <w:lang w:val="ru-RU"/>
+        </w:rPr>
+        <w:t xml:space="preserve">, а результат возвращается через </w:t>
+      </w:r>
+      <w:r>
+        <w:t>EXECUTION</w:t>
+      </w:r>
+      <w:r>
+        <w:rPr>
+          <w:lang w:val="ru-RU"/>
+        </w:rPr>
+        <w:t>_</w:t>
+      </w:r>
+      <w:r>
+        <w:t>SUCCESS</w:t>
+      </w:r>
+      <w:r>
+        <w:rPr>
+          <w:lang w:val="ru-RU"/>
+        </w:rPr>
+        <w:t xml:space="preserve"> или </w:t>
+      </w:r>
+      <w:r>
+        <w:t>EXECUTION</w:t>
+      </w:r>
+      <w:r>
+        <w:rPr>
+          <w:lang w:val="ru-RU"/>
+        </w:rPr>
+        <w:t>_</w:t>
+      </w:r>
+      <w:r>
+        <w:t>FAILURE</w:t>
+      </w:r>
+      <w:r>
+        <w:rPr>
+          <w:lang w:val="ru-RU"/>
+        </w:rPr>
+        <w:t>.</w:t>
+      </w:r>
+    </w:p>
+    <w:p>
+      <w:pPr>
+        <w:rPr>
+          <w:lang w:val="ru-RU"/>
+        </w:rPr>
+      </w:pPr>
+      <w:r>
+        <w:rPr>
+          <w:lang w:val="ru-RU"/>
+        </w:rPr>
+        <w:t xml:space="preserve">Команды получения исходного кода и сборки </w:t>
+      </w:r>
+      <w:r>
+        <w:t>Bash</w:t>
+      </w:r>
+      <w:r>
+        <w:rPr>
+          <w:lang w:val="ru-RU"/>
+        </w:rPr>
+        <w:t xml:space="preserve"> приведены в таблице 10.1.</w:t>
       </w:r>
     </w:p>
     <w:p>
@@ -15811,7 +18584,19 @@
         </w:rPr>
       </w:pPr>
       <w:r>
-        <w:t>После распаковки проверены каталог builtins, вспомогательные каталоги и файлы конфигурации сборки.</w:t>
+        <w:rPr>
+          <w:lang w:val="ru-RU"/>
+        </w:rPr>
+        <w:t xml:space="preserve">После распаковки проверены каталог </w:t>
+      </w:r>
+      <w:r>
+        <w:t>builtins</w:t>
+      </w:r>
+      <w:r>
+        <w:rPr>
+          <w:lang w:val="ru-RU"/>
+        </w:rPr>
+        <w:t>, вспомогательные каталоги и файлы конфигурации сборки.</w:t>
       </w:r>
     </w:p>
     <w:p>
@@ -15822,8 +18607,65 @@
         </w:rPr>
       </w:pPr>
       <w:r>
+        <w:rPr>
+          <w:lang w:val="ru-RU"/>
+        </w:rPr>
         <w:lastRenderedPageBreak/>
-        <w:t>Структура исходного дерева, включая builtins, lib, support, configure и Makefile.in, показана на рисунке 10.1.</w:t>
+        <w:t xml:space="preserve">Структура исходного дерева, включая </w:t>
+      </w:r>
+      <w:r>
+        <w:t>builtins</w:t>
+      </w:r>
+      <w:r>
+        <w:rPr>
+          <w:lang w:val="ru-RU"/>
+        </w:rPr>
+        <w:t xml:space="preserve">, </w:t>
+      </w:r>
+      <w:r>
+        <w:t>lib</w:t>
+      </w:r>
+      <w:r>
+        <w:rPr>
+          <w:lang w:val="ru-RU"/>
+        </w:rPr>
+        <w:t xml:space="preserve">, </w:t>
+      </w:r>
+      <w:r>
+        <w:t>support</w:t>
+      </w:r>
+      <w:r>
+        <w:rPr>
+          <w:lang w:val="ru-RU"/>
+        </w:rPr>
+        <w:t xml:space="preserve">, </w:t>
+      </w:r>
+      <w:r>
+        <w:t>configure</w:t>
+      </w:r>
+      <w:r>
+        <w:rPr>
+          <w:lang w:val="ru-RU"/>
+        </w:rPr>
+        <w:t xml:space="preserve"> и </w:t>
+      </w:r>
+      <w:r>
+        <w:t>Makefile</w:t>
+      </w:r>
+      <w:r>
+        <w:rPr>
+          <w:lang w:val="ru-RU"/>
+        </w:rPr>
+        <w:t>.</w:t>
+      </w:r>
+      <w:r>
+        <w:t>in</w:t>
+      </w:r>
+      <w:r>
+        <w:rPr>
+          <w:lang w:val="ru-RU"/>
+        </w:rPr>
+        <w:t>, показана на рисунке 10.1.</w:t>
       </w:r>
     </w:p>
     <w:p>
@@ -15843,6 +18685,230 @@
             <wp:extent cx="5580000" cy="4050048"/>
             <wp:effectExtent l="0" t="0" r="1905" b="7620"/>
             <wp:docPr id="57" name="Рисунок 57"/>
+            <wp:cNvGraphicFramePr>
+              <a:graphicFrameLocks xmlns:a="http://schemas.openxmlformats.org/drawingml/2006/main" noChangeAspect="1"/>
+            </wp:cNvGraphicFramePr>
+            <a:graphic xmlns:a="http://schemas.openxmlformats.org/drawingml/2006/main">
+              <a:graphicData uri="http://schemas.openxmlformats.org/drawingml/2006/picture">
+                <pic:pic xmlns:pic="http://schemas.openxmlformats.org/drawingml/2006/picture">
+                  <pic:nvPicPr>
+                    <pic:cNvPr id="1" name=""/>
+                    <pic:cNvPicPr/>
+                  </pic:nvPicPr>
+                  <pic:blipFill>
+                    <a:blip r:embed="rId53"/>
+                    <a:stretch>
+                      <a:fillRect/>
+                    </a:stretch>
+                  </pic:blipFill>
+                  <pic:spPr>
+                    <a:xfrm>
+                      <a:off x="0" y="0"/>
+                      <a:ext cx="5580000" cy="4050048"/>
+                    </a:xfrm>
+                    <a:prstGeom prst="rect">
+                      <a:avLst/>
+                    </a:prstGeom>
+                  </pic:spPr>
+                </pic:pic>
+              </a:graphicData>
+            </a:graphic>
+          </wp:inline>
+        </w:drawing>
+      </w:r>
+    </w:p>
+    <w:p>
+      <w:pPr>
+        <w:keepNext/>
+        <w:keepLines/>
+        <w:spacing w:after="280"/>
+        <w:ind w:firstLine="0"/>
+        <w:jc w:val="center"/>
+        <w:rPr>
+          <w:lang w:val="ru-RU"/>
+        </w:rPr>
+      </w:pPr>
+      <w:r>
+        <w:rPr>
+          <w:lang w:val="ru-RU"/>
+        </w:rPr>
+        <w:t xml:space="preserve">Рисунок 10.1 – Структура исходного кода </w:t>
+      </w:r>
+      <w:r>
+        <w:t>Bash</w:t>
+      </w:r>
+    </w:p>
+    <w:p>
+      <w:pPr>
+        <w:rPr>
+          <w:lang w:val="ru-RU"/>
+        </w:rPr>
+      </w:pPr>
+      <w:r>
+        <w:rPr>
+          <w:lang w:val="ru-RU"/>
+        </w:rPr>
+        <w:t xml:space="preserve">Каталог </w:t>
+      </w:r>
+      <w:r>
+        <w:t>builtins</w:t>
+      </w:r>
+      <w:r>
+        <w:rPr>
+          <w:lang w:val="ru-RU"/>
+        </w:rPr>
+        <w:t xml:space="preserve"> содержит определения штатных команд и выбранное место для нового файла </w:t>
+      </w:r>
+      <w:r>
+        <w:t>printosuser</w:t>
+      </w:r>
+      <w:r>
+        <w:rPr>
+          <w:lang w:val="ru-RU"/>
+        </w:rPr>
+        <w:t>.</w:t>
+      </w:r>
+      <w:r>
+        <w:t>def</w:t>
+      </w:r>
+      <w:r>
+        <w:rPr>
+          <w:lang w:val="ru-RU"/>
+        </w:rPr>
+        <w:t>.</w:t>
+      </w:r>
+    </w:p>
+    <w:p>
+      <w:pPr>
+        <w:pStyle w:val="21"/>
+        <w:rPr>
+          <w:lang w:val="ru-RU"/>
+        </w:rPr>
+      </w:pPr>
+      <w:bookmarkStart w:id="37" w:name="_Toc242362234"/>
+      <w:r>
+        <w:rPr>
+          <w:rFonts w:eastAsia="Times New Roman"/>
+          <w:lang w:val="ru-RU"/>
+        </w:rPr>
+        <w:t xml:space="preserve">10.2 Реализация </w:t>
+      </w:r>
+      <w:r>
+        <w:rPr>
+          <w:rFonts w:eastAsia="Times New Roman"/>
+        </w:rPr>
+        <w:t>printosuser</w:t>
+      </w:r>
+      <w:bookmarkEnd w:id="37"/>
+    </w:p>
+    <w:p>
+      <w:pPr>
+        <w:rPr>
+          <w:lang w:val="ru-RU"/>
+        </w:rPr>
+      </w:pPr>
+      <w:r>
+        <w:rPr>
+          <w:lang w:val="ru-RU"/>
+        </w:rPr>
+        <w:t xml:space="preserve">В </w:t>
+      </w:r>
+      <w:r>
+        <w:t>printosuser</w:t>
+      </w:r>
+      <w:r>
+        <w:rPr>
+          <w:lang w:val="ru-RU"/>
+        </w:rPr>
+        <w:t>.</w:t>
+      </w:r>
+      <w:r>
+        <w:t>def</w:t>
+      </w:r>
+      <w:r>
+        <w:rPr>
+          <w:lang w:val="ru-RU"/>
+        </w:rPr>
+        <w:t xml:space="preserve"> отдельно разбираются параметры --</w:t>
+      </w:r>
+      <w:r>
+        <w:t>full</w:t>
+      </w:r>
+      <w:r>
+        <w:rPr>
+          <w:lang w:val="ru-RU"/>
+        </w:rPr>
+        <w:t xml:space="preserve"> и --</w:t>
+      </w:r>
+      <w:r>
+        <w:t>teacher</w:t>
+      </w:r>
+      <w:r>
+        <w:rPr>
+          <w:lang w:val="ru-RU"/>
+        </w:rPr>
+        <w:t>. Неизвестный аргумент приводит к диагностическому сообщению и ненулевому коду завершения. Текст файла приведён в приложении Д.</w:t>
+      </w:r>
+    </w:p>
+    <w:p>
+      <w:pPr>
+        <w:keepNext/>
+        <w:rPr>
+          <w:lang w:val="ru-RU"/>
+        </w:rPr>
+      </w:pPr>
+      <w:r>
+        <w:rPr>
+          <w:lang w:val="ru-RU"/>
+        </w:rPr>
+        <w:lastRenderedPageBreak/>
+        <w:t xml:space="preserve">Изменение </w:t>
+      </w:r>
+      <w:r>
+        <w:t>printosuser</w:t>
+      </w:r>
+      <w:r>
+        <w:rPr>
+          <w:lang w:val="ru-RU"/>
+        </w:rPr>
+        <w:t>.</w:t>
+      </w:r>
+      <w:r>
+        <w:t>def</w:t>
+      </w:r>
+      <w:r>
+        <w:rPr>
+          <w:lang w:val="ru-RU"/>
+        </w:rPr>
+        <w:t xml:space="preserve"> и его добавление в список </w:t>
+      </w:r>
+      <w:r>
+        <w:t>DEFSRC</w:t>
+      </w:r>
+      <w:r>
+        <w:rPr>
+          <w:lang w:val="ru-RU"/>
+        </w:rPr>
+        <w:t xml:space="preserve"> показаны на рисунке 10.2.</w:t>
+      </w:r>
+    </w:p>
+    <w:p>
+      <w:pPr>
+        <w:keepNext/>
+        <w:keepLines/>
+        <w:spacing w:before="280"/>
+        <w:ind w:firstLine="0"/>
+        <w:jc w:val="center"/>
+      </w:pPr>
+      <w:r>
+        <w:rPr>
+          <w:noProof/>
+        </w:rPr>
+        <w:drawing>
+          <wp:inline distT="0" distB="0" distL="0" distR="0" wp14:anchorId="2DAD3F8B" wp14:editId="6A6B7CE1">
+            <wp:extent cx="5580000" cy="4365582"/>
+            <wp:effectExtent l="0" t="0" r="1905" b="0"/>
+            <wp:docPr id="58" name="Рисунок 58"/>
             <wp:cNvGraphicFramePr>
               <a:graphicFrameLocks xmlns:a="http://schemas.openxmlformats.org/drawingml/2006/main" noChangeAspect="1"/>
             </wp:cNvGraphicFramePr>
@@ -15862,7 +18928,7 @@
                   <pic:spPr>
                     <a:xfrm>
                       <a:off x="0" y="0"/>
-                      <a:ext cx="5580000" cy="4050048"/>
+                      <a:ext cx="5580000" cy="4365582"/>
                     </a:xfrm>
                     <a:prstGeom prst="rect">
                       <a:avLst/>
@@ -15890,65 +18956,106 @@
         <w:rPr>
           <w:lang w:val="ru-RU"/>
         </w:rPr>
-        <w:t xml:space="preserve">Рисунок 10.1 – Структура исходного кода </w:t>
+        <w:t xml:space="preserve">Рисунок 10.2 – Файл </w:t>
+      </w:r>
+      <w:r>
+        <w:t>printosuser</w:t>
+      </w:r>
+      <w:r>
+        <w:rPr>
+          <w:lang w:val="ru-RU"/>
+        </w:rPr>
+        <w:t>.</w:t>
+      </w:r>
+      <w:r>
+        <w:t>def</w:t>
+      </w:r>
+      <w:r>
+        <w:rPr>
+          <w:lang w:val="ru-RU"/>
+        </w:rPr>
+        <w:t xml:space="preserve"> и регистрация команды</w:t>
+      </w:r>
+    </w:p>
+    <w:p>
+      <w:pPr>
+        <w:rPr>
+          <w:lang w:val="ru-RU"/>
+        </w:rPr>
+      </w:pPr>
+      <w:r>
+        <w:rPr>
+          <w:lang w:val="ru-RU"/>
+        </w:rPr>
+        <w:t xml:space="preserve">Запись в </w:t>
+      </w:r>
+      <w:r>
+        <w:t>DEFSRC</w:t>
+      </w:r>
+      <w:r>
+        <w:rPr>
+          <w:lang w:val="ru-RU"/>
+        </w:rPr>
+        <w:t xml:space="preserve"> включает новое определение в генерацию исходного кода встроенных команд.</w:t>
+      </w:r>
+    </w:p>
+    <w:p>
+      <w:pPr>
+        <w:pStyle w:val="21"/>
+        <w:rPr>
+          <w:lang w:val="ru-RU"/>
+        </w:rPr>
+      </w:pPr>
+      <w:bookmarkStart w:id="38" w:name="_Toc242362235"/>
+      <w:r>
+        <w:rPr>
+          <w:rFonts w:eastAsia="Times New Roman"/>
+          <w:lang w:val="ru-RU"/>
+        </w:rPr>
+        <w:lastRenderedPageBreak/>
+        <w:t>10.3 Сборка и проверка изменённой оболочки</w:t>
+      </w:r>
+      <w:bookmarkEnd w:id="38"/>
+    </w:p>
+    <w:p>
+      <w:pPr>
+        <w:keepNext/>
+        <w:rPr>
+          <w:lang w:val="ru-RU"/>
+        </w:rPr>
+      </w:pPr>
+      <w:r>
+        <w:rPr>
+          <w:lang w:val="ru-RU"/>
+        </w:rPr>
+        <w:t xml:space="preserve">После правки исходников </w:t>
       </w:r>
       <w:r>
         <w:t>Bash</w:t>
       </w:r>
-    </w:p>
-    <w:p>
-      <w:pPr>
-        <w:rPr>
-          <w:lang w:val="ru-RU"/>
-        </w:rPr>
-      </w:pPr>
-      <w:r>
-        <w:t>Каталог builtins содержит определения штатных команд и выбранное место для нового файла printosuser.def.</w:t>
-      </w:r>
-    </w:p>
-    <w:p>
-      <w:pPr>
-        <w:pStyle w:val="21"/>
-        <w:rPr>
-          <w:lang w:val="ru-RU"/>
-        </w:rPr>
-      </w:pPr>
-      <w:bookmarkStart w:id="37" w:name="_Toc242362234"/>
-      <w:r>
-        <w:rPr>
-          <w:rFonts w:eastAsia="Times New Roman"/>
-          <w:lang w:val="ru-RU"/>
-        </w:rPr>
-        <w:t xml:space="preserve">10.2 Реализация </w:t>
-      </w:r>
-      <w:r>
-        <w:rPr>
-          <w:rFonts w:eastAsia="Times New Roman"/>
-        </w:rPr>
-        <w:t>printosuser</w:t>
-      </w:r>
-      <w:bookmarkEnd w:id="37"/>
-    </w:p>
-    <w:p>
-      <w:pPr>
-        <w:rPr>
-          <w:lang w:val="ru-RU"/>
-        </w:rPr>
-      </w:pPr>
-      <w:r>
-        <w:t>В printosuser.def отдельно разбираются параметры --full и --teacher. Неизвестный аргумент приводит к диагностическому сообщению и ненулевому коду завершения. Текст файла приведён в приложении Д.</w:t>
-      </w:r>
-    </w:p>
-    <w:p>
-      <w:pPr>
-        <w:keepNext/>
-        <w:rPr>
-          <w:lang w:val="ru-RU"/>
-        </w:rPr>
-      </w:pPr>
-      <w:r>
-        <w:lastRenderedPageBreak/>
-        <w:t>Изменение printosuser.def и его добавление в список DEFSRC показаны на рисунке 10.2.</w:t>
+      <w:r>
+        <w:rPr>
+          <w:lang w:val="ru-RU"/>
+        </w:rPr>
+        <w:t xml:space="preserve"> собран командой </w:t>
+      </w:r>
+      <w:r>
+        <w:t>make</w:t>
+      </w:r>
+      <w:r>
+        <w:rPr>
+          <w:lang w:val="ru-RU"/>
+        </w:rPr>
+        <w:t>. Завершение сборки и запуск локального ./</w:t>
+      </w:r>
+      <w:r>
+        <w:t>bash</w:t>
+      </w:r>
+      <w:r>
+        <w:rPr>
+          <w:lang w:val="ru-RU"/>
+        </w:rPr>
+        <w:t xml:space="preserve"> показаны на рисунке 10.3.</w:t>
       </w:r>
     </w:p>
     <w:p>
@@ -15958,16 +19065,20 @@
         <w:spacing w:before="280"/>
         <w:ind w:firstLine="0"/>
         <w:jc w:val="center"/>
+        <w:rPr>
+          <w:lang w:val="ru-RU"/>
+        </w:rPr>
       </w:pPr>
       <w:r>
         <w:rPr>
           <w:noProof/>
+          <w:lang w:val="ru-RU"/>
         </w:rPr>
         <w:drawing>
-          <wp:inline distT="0" distB="0" distL="0" distR="0" wp14:anchorId="2DAD3F8B" wp14:editId="6A6B7CE1">
-            <wp:extent cx="5580000" cy="4365582"/>
+          <wp:inline distT="0" distB="0" distL="0" distR="0" wp14:anchorId="38A2A539" wp14:editId="52A93B3F">
+            <wp:extent cx="5580000" cy="2483010"/>
             <wp:effectExtent l="0" t="0" r="1905" b="0"/>
-            <wp:docPr id="58" name="Рисунок 58"/>
+            <wp:docPr id="59" name="Рисунок 59"/>
             <wp:cNvGraphicFramePr>
               <a:graphicFrameLocks xmlns:a="http://schemas.openxmlformats.org/drawingml/2006/main" noChangeAspect="1"/>
             </wp:cNvGraphicFramePr>
@@ -15987,7 +19098,7 @@
                   <pic:spPr>
                     <a:xfrm>
                       <a:off x="0" y="0"/>
-                      <a:ext cx="5580000" cy="4365582"/>
+                      <a:ext cx="5580000" cy="2483010"/>
                     </a:xfrm>
                     <a:prstGeom prst="rect">
                       <a:avLst/>
@@ -16015,7 +19126,46 @@
         <w:rPr>
           <w:lang w:val="ru-RU"/>
         </w:rPr>
-        <w:t xml:space="preserve">Рисунок 10.2 – Файл </w:t>
+        <w:t xml:space="preserve">Рисунок 10.3 – Сборка и запуск модифицированного </w:t>
+      </w:r>
+      <w:r>
+        <w:t>Bash</w:t>
+      </w:r>
+    </w:p>
+    <w:p>
+      <w:pPr>
+        <w:rPr>
+          <w:lang w:val="ru-RU"/>
+        </w:rPr>
+      </w:pPr>
+      <w:r>
+        <w:rPr>
+          <w:lang w:val="ru-RU"/>
+        </w:rPr>
+        <w:t xml:space="preserve">Запущен бинарный файл из рабочего дерева, поэтому дальнейшие вызовы проверяют изменённую сборку </w:t>
+      </w:r>
+      <w:r>
+        <w:t>Bash</w:t>
+      </w:r>
+      <w:r>
+        <w:rPr>
+          <w:lang w:val="ru-RU"/>
+        </w:rPr>
+        <w:t>.</w:t>
+      </w:r>
+    </w:p>
+    <w:p>
+      <w:pPr>
+        <w:keepNext/>
+        <w:rPr>
+          <w:lang w:val="ru-RU"/>
+        </w:rPr>
+      </w:pPr>
+      <w:r>
+        <w:rPr>
+          <w:lang w:val="ru-RU"/>
+        </w:rPr>
+        <w:t xml:space="preserve">В локальной оболочке проверены вызовы </w:t>
       </w:r>
       <w:r>
         <w:t>printosuser</w:t>
@@ -16024,54 +19174,28 @@
         <w:rPr>
           <w:lang w:val="ru-RU"/>
         </w:rPr>
-        <w:t>.</w:t>
-      </w:r>
-      <w:r>
-        <w:t>def</w:t>
-      </w:r>
-      <w:r>
-        <w:rPr>
-          <w:lang w:val="ru-RU"/>
-        </w:rPr>
-        <w:t xml:space="preserve"> и регистрация команды</w:t>
-      </w:r>
-    </w:p>
-    <w:p>
-      <w:pPr>
-        <w:rPr>
-          <w:lang w:val="ru-RU"/>
-        </w:rPr>
-      </w:pPr>
-      <w:r>
-        <w:t>Запись в DEFSRC включает новое определение в генерацию исходного кода встроенных команд.</w:t>
-      </w:r>
-    </w:p>
-    <w:p>
-      <w:pPr>
-        <w:pStyle w:val="21"/>
-        <w:rPr>
-          <w:lang w:val="ru-RU"/>
-        </w:rPr>
-      </w:pPr>
-      <w:bookmarkStart w:id="38" w:name="_Toc242362235"/>
-      <w:r>
-        <w:rPr>
-          <w:rFonts w:eastAsia="Times New Roman"/>
-        </w:rPr>
-        <w:lastRenderedPageBreak/>
-        <w:t>10.3 Сборка и проверка изменённой оболочки</w:t>
-      </w:r>
-      <w:bookmarkEnd w:id="38"/>
-    </w:p>
-    <w:p>
-      <w:pPr>
-        <w:keepNext/>
-        <w:rPr>
-          <w:lang w:val="ru-RU"/>
-        </w:rPr>
-      </w:pPr>
-      <w:r>
-        <w:t>После правки исходников Bash собран командой make. Завершение сборки и запуск локального ./bash показаны на рисунке 10.3.</w:t>
+        <w:t xml:space="preserve"> без параметров, с --</w:t>
+      </w:r>
+      <w:r>
+        <w:t>full</w:t>
+      </w:r>
+      <w:r>
+        <w:rPr>
+          <w:lang w:val="ru-RU"/>
+        </w:rPr>
+        <w:t>, с --</w:t>
+      </w:r>
+      <w:r>
+        <w:t>teacher</w:t>
+      </w:r>
+      <w:r>
+        <w:rPr>
+          <w:lang w:val="ru-RU"/>
+        </w:rPr>
+        <w:t xml:space="preserve">, с обеими опциями и с неизвестным аргументом. </w:t>
+      </w:r>
+      <w:r>
+        <w:t>Вывод приведён на рисунке 10.4.</w:t>
       </w:r>
     </w:p>
     <w:p>
@@ -16081,20 +19205,16 @@
         <w:spacing w:before="280"/>
         <w:ind w:firstLine="0"/>
         <w:jc w:val="center"/>
-        <w:rPr>
-          <w:lang w:val="ru-RU"/>
-        </w:rPr>
       </w:pPr>
       <w:r>
         <w:rPr>
           <w:noProof/>
-          <w:lang w:val="ru-RU"/>
         </w:rPr>
         <w:drawing>
-          <wp:inline distT="0" distB="0" distL="0" distR="0" wp14:anchorId="38A2A539" wp14:editId="52A93B3F">
-            <wp:extent cx="5580000" cy="2483010"/>
-            <wp:effectExtent l="0" t="0" r="1905" b="0"/>
-            <wp:docPr id="59" name="Рисунок 59"/>
+          <wp:inline distT="0" distB="0" distL="0" distR="0" wp14:anchorId="4152BAED" wp14:editId="1DD9E42D">
+            <wp:extent cx="5580000" cy="2285086"/>
+            <wp:effectExtent l="0" t="0" r="1905" b="1270"/>
+            <wp:docPr id="60" name="Рисунок 60"/>
             <wp:cNvGraphicFramePr>
               <a:graphicFrameLocks xmlns:a="http://schemas.openxmlformats.org/drawingml/2006/main" noChangeAspect="1"/>
             </wp:cNvGraphicFramePr>
@@ -16114,97 +19234,6 @@
                   <pic:spPr>
                     <a:xfrm>
                       <a:off x="0" y="0"/>
-                      <a:ext cx="5580000" cy="2483010"/>
-                    </a:xfrm>
-                    <a:prstGeom prst="rect">
-                      <a:avLst/>
-                    </a:prstGeom>
-                  </pic:spPr>
-                </pic:pic>
-              </a:graphicData>
-            </a:graphic>
-          </wp:inline>
-        </w:drawing>
-      </w:r>
-    </w:p>
-    <w:p>
-      <w:pPr>
-        <w:keepNext/>
-        <w:keepLines/>
-        <w:spacing w:after="280"/>
-        <w:ind w:firstLine="0"/>
-        <w:jc w:val="center"/>
-        <w:rPr>
-          <w:lang w:val="ru-RU"/>
-        </w:rPr>
-      </w:pPr>
-      <w:r>
-        <w:rPr>
-          <w:lang w:val="ru-RU"/>
-        </w:rPr>
-        <w:t xml:space="preserve">Рисунок 10.3 – Сборка и запуск модифицированного </w:t>
-      </w:r>
-      <w:r>
-        <w:t>Bash</w:t>
-      </w:r>
-    </w:p>
-    <w:p>
-      <w:pPr>
-        <w:rPr>
-          <w:lang w:val="ru-RU"/>
-        </w:rPr>
-      </w:pPr>
-      <w:r>
-        <w:t>Запущен бинарный файл из рабочего дерева, поэтому дальнейшие вызовы проверяют изменённую сборку Bash.</w:t>
-      </w:r>
-    </w:p>
-    <w:p>
-      <w:pPr>
-        <w:keepNext/>
-        <w:rPr>
-          <w:lang w:val="ru-RU"/>
-        </w:rPr>
-      </w:pPr>
-      <w:r>
-        <w:t>В локальной оболочке проверены вызовы printosuser без параметров, с --full, с --teacher, с обеими опциями и с неизвестным аргументом. Вывод приведён на рисунке 10.4.</w:t>
-      </w:r>
-    </w:p>
-    <w:p>
-      <w:pPr>
-        <w:keepNext/>
-        <w:keepLines/>
-        <w:spacing w:before="280"/>
-        <w:ind w:firstLine="0"/>
-        <w:jc w:val="center"/>
-      </w:pPr>
-      <w:r>
-        <w:rPr>
-          <w:noProof/>
-        </w:rPr>
-        <w:drawing>
-          <wp:inline distT="0" distB="0" distL="0" distR="0" wp14:anchorId="4152BAED" wp14:editId="1DD9E42D">
-            <wp:extent cx="5580000" cy="2285086"/>
-            <wp:effectExtent l="0" t="0" r="1905" b="1270"/>
-            <wp:docPr id="60" name="Рисунок 60"/>
-            <wp:cNvGraphicFramePr>
-              <a:graphicFrameLocks xmlns:a="http://schemas.openxmlformats.org/drawingml/2006/main" noChangeAspect="1"/>
-            </wp:cNvGraphicFramePr>
-            <a:graphic xmlns:a="http://schemas.openxmlformats.org/drawingml/2006/main">
-              <a:graphicData uri="http://schemas.openxmlformats.org/drawingml/2006/picture">
-                <pic:pic xmlns:pic="http://schemas.openxmlformats.org/drawingml/2006/picture">
-                  <pic:nvPicPr>
-                    <pic:cNvPr id="1" name=""/>
-                    <pic:cNvPicPr/>
-                  </pic:nvPicPr>
-                  <pic:blipFill>
-                    <a:blip r:embed="rId57"/>
-                    <a:stretch>
-                      <a:fillRect/>
-                    </a:stretch>
-                  </pic:blipFill>
-                  <pic:spPr>
-                    <a:xfrm>
-                      <a:off x="0" y="0"/>
                       <a:ext cx="5580000" cy="2285086"/>
                     </a:xfrm>
                     <a:prstGeom prst="rect">
@@ -16252,6 +19281,9 @@
         </w:rPr>
       </w:pPr>
       <w:r>
+        <w:rPr>
+          <w:lang w:val="ru-RU"/>
+        </w:rPr>
         <w:t>Команда вывела ожидаемые строки для каждого режима и сообщила об ошибке при неизвестной опции.</w:t>
       </w:r>
     </w:p>
@@ -16280,17 +19312,113 @@
         </w:rPr>
       </w:pPr>
       <w:r>
-        <w:t>В работе проверены файловые команды cmd и Bash, работа с атрибутами, перенаправлением потоков и переменными окружения. На их основе подготовлены BAT-, PowerShell- и Bash-сценарии для вычислений, обработки файлов и наблюдения за процессами.</w:t>
-      </w:r>
-    </w:p>
-    <w:p>
-      <w:pPr>
-        <w:rPr>
-          <w:lang w:val="ru-RU"/>
-        </w:rPr>
-      </w:pPr>
-      <w:r>
-        <w:t>При расширении PowerShell новая команда была оформлена как класс .NET, а в Bash – как встроенная команда на C с регистрацией через исходное определение .def. Запуски изменённых оболочек показали работу добавленных команд и их параметров.</w:t>
+        <w:rPr>
+          <w:lang w:val="ru-RU"/>
+        </w:rPr>
+        <w:t xml:space="preserve">В работе проверены файловые команды </w:t>
+      </w:r>
+      <w:r>
+        <w:t>cmd</w:t>
+      </w:r>
+      <w:r>
+        <w:rPr>
+          <w:lang w:val="ru-RU"/>
+        </w:rPr>
+        <w:t xml:space="preserve"> и </w:t>
+      </w:r>
+      <w:r>
+        <w:t>Bash</w:t>
+      </w:r>
+      <w:r>
+        <w:rPr>
+          <w:lang w:val="ru-RU"/>
+        </w:rPr>
+        <w:t xml:space="preserve">, работа с атрибутами, перенаправлением потоков и переменными окружения. На их основе подготовлены </w:t>
+      </w:r>
+      <w:r>
+        <w:t>BAT</w:t>
+      </w:r>
+      <w:r>
+        <w:rPr>
+          <w:lang w:val="ru-RU"/>
+        </w:rPr>
+        <w:t xml:space="preserve">-, </w:t>
+      </w:r>
+      <w:r>
+        <w:t>PowerShell</w:t>
+      </w:r>
+      <w:r>
+        <w:rPr>
+          <w:lang w:val="ru-RU"/>
+        </w:rPr>
+        <w:t xml:space="preserve">- и </w:t>
+      </w:r>
+      <w:r>
+        <w:t>Bash</w:t>
+      </w:r>
+      <w:r>
+        <w:rPr>
+          <w:lang w:val="ru-RU"/>
+        </w:rPr>
+        <w:t>-сценарии для вычислений, обработки файлов и наблюдения за процессами.</w:t>
+      </w:r>
+    </w:p>
+    <w:p>
+      <w:pPr>
+        <w:rPr>
+          <w:lang w:val="ru-RU"/>
+        </w:rPr>
+      </w:pPr>
+      <w:r>
+        <w:rPr>
+          <w:lang w:val="ru-RU"/>
+        </w:rPr>
+        <w:t xml:space="preserve">При расширении </w:t>
+      </w:r>
+      <w:r>
+        <w:t>PowerShell</w:t>
+      </w:r>
+      <w:r>
+        <w:rPr>
+          <w:lang w:val="ru-RU"/>
+        </w:rPr>
+        <w:t xml:space="preserve"> новая команда была оформлена как класс .</w:t>
+      </w:r>
+      <w:r>
+        <w:t>NET</w:t>
+      </w:r>
+      <w:r>
+        <w:rPr>
+          <w:lang w:val="ru-RU"/>
+        </w:rPr>
+        <w:t xml:space="preserve">, а в </w:t>
+      </w:r>
+      <w:r>
+        <w:t>Bash</w:t>
+      </w:r>
+      <w:r>
+        <w:rPr>
+          <w:lang w:val="ru-RU"/>
+        </w:rPr>
+        <w:t xml:space="preserve"> – как встроенная команда на </w:t>
+      </w:r>
+      <w:r>
+        <w:t>C</w:t>
+      </w:r>
+      <w:r>
+        <w:rPr>
+          <w:lang w:val="ru-RU"/>
+        </w:rPr>
+        <w:t xml:space="preserve"> с регистрацией через исходное определение .</w:t>
+      </w:r>
+      <w:r>
+        <w:t>def</w:t>
+      </w:r>
+      <w:r>
+        <w:rPr>
+          <w:lang w:val="ru-RU"/>
+        </w:rPr>
+        <w:t>. Запуски изменённых оболочек показали работу добавленных команд и их параметров.</w:t>
       </w:r>
     </w:p>
     <w:p>
@@ -16551,6 +19679,7 @@
       <w:r>
         <w:rPr>
           <w:rFonts w:eastAsia="Times New Roman"/>
+          <w:lang w:val="ru-RU"/>
         </w:rPr>
         <w:lastRenderedPageBreak/>
         <w:t>Приложение А</w:t>
@@ -17723,6 +20852,7 @@
       <w:r>
         <w:rPr>
           <w:rFonts w:eastAsia="Times New Roman"/>
+          <w:lang w:val="ru-RU"/>
         </w:rPr>
         <w:lastRenderedPageBreak/>
         <w:t>Приложение Б</w:t>
@@ -18933,6 +22063,7 @@
       <w:r>
         <w:rPr>
           <w:rFonts w:eastAsia="Times New Roman"/>
+          <w:lang w:val="ru-RU"/>
         </w:rPr>
         <w:lastRenderedPageBreak/>
         <w:t>Приложение В</w:t>
@@ -20439,11 +23570,15 @@
         <w:pStyle w:val="1"/>
         <w:spacing w:after="120"/>
         <w:jc w:val="center"/>
+        <w:rPr>
+          <w:lang w:val="ru-RU"/>
+        </w:rPr>
       </w:pPr>
       <w:bookmarkStart w:id="44" w:name="_Toc242362241"/>
       <w:r>
         <w:rPr>
           <w:rFonts w:eastAsia="Times New Roman"/>
+          <w:lang w:val="ru-RU"/>
         </w:rPr>
         <w:lastRenderedPageBreak/>
         <w:t>Приложение Г</w:t>
@@ -20457,13 +23592,28 @@
         <w:jc w:val="left"/>
         <w:rPr>
           <w:b/>
+          <w:lang w:val="ru-RU"/>
         </w:rPr>
       </w:pPr>
       <w:r>
         <w:rPr>
           <w:b/>
-        </w:rPr>
-        <w:t>Листинги Bash-сценариев</w:t>
+          <w:lang w:val="ru-RU"/>
+        </w:rPr>
+        <w:t xml:space="preserve">Листинги </w:t>
+      </w:r>
+      <w:r>
+        <w:rPr>
+          <w:b/>
+        </w:rPr>
+        <w:t>Bash</w:t>
+      </w:r>
+      <w:r>
+        <w:rPr>
+          <w:b/>
+          <w:lang w:val="ru-RU"/>
+        </w:rPr>
+        <w:t>-сценариев</w:t>
       </w:r>
     </w:p>
     <w:p>
@@ -20474,13 +23624,47 @@
         <w:jc w:val="left"/>
         <w:rPr>
           <w:b/>
+          <w:lang w:val="ru-RU"/>
         </w:rPr>
       </w:pPr>
       <w:r>
         <w:rPr>
           <w:b/>
-        </w:rPr>
-        <w:t>Листинг Г.1 – path_stats.sh</w:t>
+          <w:lang w:val="ru-RU"/>
+        </w:rPr>
+        <w:t xml:space="preserve">Листинг Г.1 – </w:t>
+      </w:r>
+      <w:r>
+        <w:rPr>
+          <w:b/>
+        </w:rPr>
+        <w:t>path</w:t>
+      </w:r>
+      <w:r>
+        <w:rPr>
+          <w:b/>
+          <w:lang w:val="ru-RU"/>
+        </w:rPr>
+        <w:t>_</w:t>
+      </w:r>
+      <w:r>
+        <w:rPr>
+          <w:b/>
+        </w:rPr>
+        <w:t>stats</w:t>
+      </w:r>
+      <w:r>
+        <w:rPr>
+          <w:b/>
+          <w:lang w:val="ru-RU"/>
+        </w:rPr>
+        <w:t>.</w:t>
+      </w:r>
+      <w:r>
+        <w:rPr>
+          <w:b/>
+        </w:rPr>
+        <w:t>sh</w:t>
       </w:r>
     </w:p>
     <w:p>
@@ -21192,10 +24376,29 @@
         <w:rPr>
           <w:rFonts w:ascii="Courier New" w:hAnsi="Courier New" w:cs="Courier New"/>
           <w:sz w:val="20"/>
-        </w:rPr>
-      </w:pPr>
-      <w:r>
-        <w:t>if [[ ${1:-} == "-Interval" ]]; then</w:t>
+          <w:lang w:val="ru-RU"/>
+        </w:rPr>
+      </w:pPr>
+      <w:r>
+        <w:t>if</w:t>
+      </w:r>
+      <w:r>
+        <w:rPr>
+          <w:lang w:val="ru-RU"/>
+        </w:rPr>
+        <w:t xml:space="preserve"> [[ ${1:-} == "-</w:t>
+      </w:r>
+      <w:r>
+        <w:t>Interval</w:t>
+      </w:r>
+      <w:r>
+        <w:rPr>
+          <w:lang w:val="ru-RU"/>
+        </w:rPr>
+        <w:t xml:space="preserve">" ]]; </w:t>
+      </w:r>
+      <w:r>
+        <w:t>then</w:t>
       </w:r>
     </w:p>
     <w:p>
@@ -21208,7 +24411,19 @@
         </w:rPr>
       </w:pPr>
       <w:r>
-        <w:t xml:space="preserve">    [[ ${2:-} =~ ^[1-9][0-9]*$ ]] || { echo "</w:t>
+        <w:rPr>
+          <w:lang w:val="ru-RU"/>
+        </w:rPr>
+        <w:t xml:space="preserve">    [[ ${2:-} =~ ^[1-9][0-9]*$ ]] || { </w:t>
+      </w:r>
+      <w:r>
+        <w:t>echo</w:t>
+      </w:r>
+      <w:r>
+        <w:rPr>
+          <w:lang w:val="ru-RU"/>
+        </w:rPr>
+        <w:t xml:space="preserve"> "</w:t>
       </w:r>
       <w:r>
         <w:rPr>
@@ -21217,6 +24432,9 @@
         <w:t>Интервал</w:t>
       </w:r>
       <w:r>
+        <w:rPr>
+          <w:lang w:val="ru-RU"/>
+        </w:rPr>
         <w:t xml:space="preserve"> </w:t>
       </w:r>
       <w:r>
@@ -21226,6 +24444,9 @@
         <w:t>должен</w:t>
       </w:r>
       <w:r>
+        <w:rPr>
+          <w:lang w:val="ru-RU"/>
+        </w:rPr>
         <w:t xml:space="preserve"> </w:t>
       </w:r>
       <w:r>
@@ -21235,6 +24456,9 @@
         <w:t>быть</w:t>
       </w:r>
       <w:r>
+        <w:rPr>
+          <w:lang w:val="ru-RU"/>
+        </w:rPr>
         <w:t xml:space="preserve"> </w:t>
       </w:r>
       <w:r>
@@ -21244,6 +24468,9 @@
         <w:t>положительным</w:t>
       </w:r>
       <w:r>
+        <w:rPr>
+          <w:lang w:val="ru-RU"/>
+        </w:rPr>
         <w:t xml:space="preserve"> </w:t>
       </w:r>
       <w:r>
@@ -21253,7 +24480,13 @@
         <w:t>числом</w:t>
       </w:r>
       <w:r>
-        <w:t>." &gt;&amp;2; exit 1; }</w:t>
+        <w:rPr>
+          <w:lang w:val="ru-RU"/>
+        </w:rPr>
+        <w:t xml:space="preserve">." </w:t>
+      </w:r>
+      <w:r>
+        <w:t>&gt;&amp;2; exit 1; }</w:t>
       </w:r>
     </w:p>
     <w:p>
@@ -21493,11 +24726,15 @@
         <w:pStyle w:val="1"/>
         <w:spacing w:after="120"/>
         <w:jc w:val="center"/>
+        <w:rPr>
+          <w:lang w:val="ru-RU"/>
+        </w:rPr>
       </w:pPr>
       <w:bookmarkStart w:id="45" w:name="_Toc242362242"/>
       <w:r>
         <w:rPr>
           <w:rFonts w:eastAsia="Times New Roman"/>
+          <w:lang w:val="ru-RU"/>
         </w:rPr>
         <w:lastRenderedPageBreak/>
         <w:t>Приложение Д</w:t>
@@ -21511,13 +24748,47 @@
         <w:jc w:val="left"/>
         <w:rPr>
           <w:b/>
+          <w:lang w:val="ru-RU"/>
         </w:rPr>
       </w:pPr>
       <w:r>
         <w:rPr>
           <w:b/>
-        </w:rPr>
-        <w:t>Листинги команд Print-OsUser и printosuser</w:t>
+          <w:lang w:val="ru-RU"/>
+        </w:rPr>
+        <w:t xml:space="preserve">Листинги команд </w:t>
+      </w:r>
+      <w:r>
+        <w:rPr>
+          <w:b/>
+        </w:rPr>
+        <w:t>Print</w:t>
+      </w:r>
+      <w:r>
+        <w:rPr>
+          <w:b/>
+          <w:lang w:val="ru-RU"/>
+        </w:rPr>
+        <w:t>-</w:t>
+      </w:r>
+      <w:r>
+        <w:rPr>
+          <w:b/>
+        </w:rPr>
+        <w:t>OsUser</w:t>
+      </w:r>
+      <w:r>
+        <w:rPr>
+          <w:b/>
+          <w:lang w:val="ru-RU"/>
+        </w:rPr>
+        <w:t xml:space="preserve"> и </w:t>
+      </w:r>
+      <w:r>
+        <w:rPr>
+          <w:b/>
+        </w:rPr>
+        <w:t>printosuser</w:t>
       </w:r>
     </w:p>
     <w:p>
@@ -22246,10 +25517,17 @@
         <w:rPr>
           <w:rFonts w:ascii="Courier New" w:hAnsi="Courier New" w:cs="Courier New"/>
           <w:sz w:val="20"/>
-        </w:rPr>
-      </w:pPr>
-      <w:r>
-        <w:t xml:space="preserve">        {</w:t>
+          <w:lang w:val="ru-RU"/>
+        </w:rPr>
+      </w:pPr>
+      <w:r>
+        <w:t xml:space="preserve">        </w:t>
+      </w:r>
+      <w:r>
+        <w:rPr>
+          <w:lang w:val="ru-RU"/>
+        </w:rPr>
+        <w:t>{</w:t>
       </w:r>
     </w:p>
     <w:p>
@@ -22259,10 +25537,50 @@
         <w:rPr>
           <w:rFonts w:ascii="Courier New" w:hAnsi="Courier New" w:cs="Courier New"/>
           <w:sz w:val="20"/>
-        </w:rPr>
-      </w:pPr>
-      <w:r>
-        <w:t xml:space="preserve">          builtin_error ("неизвестный параметр: %s", arg);</w:t>
+          <w:lang w:val="ru-RU"/>
+        </w:rPr>
+      </w:pPr>
+      <w:r>
+        <w:rPr>
+          <w:lang w:val="ru-RU"/>
+        </w:rPr>
+        <w:t xml:space="preserve">          </w:t>
+      </w:r>
+      <w:r>
+        <w:t>builtin</w:t>
+      </w:r>
+      <w:r>
+        <w:rPr>
+          <w:lang w:val="ru-RU"/>
+        </w:rPr>
+        <w:t>_</w:t>
+      </w:r>
+      <w:r>
+        <w:t>error</w:t>
+      </w:r>
+      <w:r>
+        <w:rPr>
+          <w:lang w:val="ru-RU"/>
+        </w:rPr>
+        <w:t xml:space="preserve"> ("неизвестный параметр: %</w:t>
+      </w:r>
+      <w:r>
+        <w:t>s</w:t>
+      </w:r>
+      <w:r>
+        <w:rPr>
+          <w:lang w:val="ru-RU"/>
+        </w:rPr>
+        <w:t xml:space="preserve">", </w:t>
+      </w:r>
+      <w:r>
+        <w:t>arg</w:t>
+      </w:r>
+      <w:r>
+        <w:rPr>
+          <w:lang w:val="ru-RU"/>
+        </w:rPr>
+        <w:t>);</w:t>
       </w:r>
     </w:p>
     <w:p>
@@ -22275,7 +25593,13 @@
         </w:rPr>
       </w:pPr>
       <w:r>
-        <w:t xml:space="preserve">          return EXECUTION_FAILURE;</w:t>
+        <w:rPr>
+          <w:lang w:val="ru-RU"/>
+        </w:rPr>
+        <w:t xml:space="preserve">          </w:t>
+      </w:r>
+      <w:r>
+        <w:t>return EXECUTION_FAILURE;</w:t>
       </w:r>
     </w:p>
     <w:p>
@@ -22337,25 +25661,18 @@
         <w:rPr>
           <w:rFonts w:ascii="Courier New" w:hAnsi="Courier New" w:cs="Courier New"/>
           <w:sz w:val="20"/>
-          <w:lang w:val="ru-RU"/>
         </w:rPr>
       </w:pPr>
       <w:r>
         <w:t xml:space="preserve">  if</w:t>
       </w:r>
       <w:r>
-        <w:rPr>
-          <w:lang w:val="ru-RU"/>
-        </w:rPr>
         <w:t xml:space="preserve"> (</w:t>
       </w:r>
       <w:r>
         <w:t>full</w:t>
       </w:r>
       <w:r>
-        <w:rPr>
-          <w:lang w:val="ru-RU"/>
-        </w:rPr>
         <w:t>)</w:t>
       </w:r>
     </w:p>
@@ -22370,9 +25687,6 @@
         </w:rPr>
       </w:pPr>
       <w:r>
-        <w:rPr>
-          <w:lang w:val="ru-RU"/>
-        </w:rPr>
         <w:t xml:space="preserve">    </w:t>
       </w:r>
       <w:r>
@@ -22453,7 +25767,7 @@
       </w:r>
     </w:p>
     <w:sectPr>
-      <w:headerReference w:type="default" r:id="rId58"/>
+      <w:headerReference w:type="default" r:id="rId57"/>
       <w:pgSz w:w="11906" w:h="16838"/>
       <w:pgMar w:top="1134" w:right="850" w:bottom="1134" w:left="1701" w:header="567" w:footer="567" w:gutter="0"/>
       <w:cols w:space="720"/>
